--- a/FASE 2/Evidencias Proyecto/Documentacion/Spring backlogs/Sprint Backlog 01 Sistema de alerta y monitoreo.docx
+++ b/FASE 2/Evidencias Proyecto/Documentacion/Spring backlogs/Sprint Backlog 01 Sistema de alerta y monitoreo.docx
@@ -180,57 +180,13 @@
           <w:rFonts w:ascii="Calibri" w:hAnsi="Calibri" w:cs="Calibri"/>
         </w:rPr>
         <w:t>Integrantes: Alejandro Silva</w:t>
-      </w:r>
-      <w:r>
-        <w:rPr>
-          <w:rFonts w:ascii="Calibri" w:hAnsi="Calibri" w:cs="Calibri"/>
-        </w:rPr>
         <w:tab/>
-      </w:r>
-      <w:r>
-        <w:rPr>
-          <w:rFonts w:ascii="Calibri" w:hAnsi="Calibri" w:cs="Calibri"/>
-        </w:rPr>
         <w:tab/>
-      </w:r>
-      <w:r>
-        <w:rPr>
-          <w:rFonts w:ascii="Calibri" w:hAnsi="Calibri" w:cs="Calibri"/>
-        </w:rPr>
         <w:tab/>
-      </w:r>
-      <w:r>
-        <w:rPr>
-          <w:rFonts w:ascii="Calibri" w:hAnsi="Calibri" w:cs="Calibri"/>
-        </w:rPr>
         <w:tab/>
-      </w:r>
-      <w:r>
-        <w:rPr>
-          <w:rFonts w:ascii="Calibri" w:hAnsi="Calibri" w:cs="Calibri"/>
-        </w:rPr>
         <w:tab/>
-      </w:r>
-      <w:r>
-        <w:rPr>
-          <w:rFonts w:ascii="Calibri" w:hAnsi="Calibri" w:cs="Calibri"/>
-        </w:rPr>
         <w:tab/>
-        <w:t xml:space="preserve">Docente: </w:t>
-      </w:r>
-      <w:proofErr w:type="spellStart"/>
-      <w:r>
-        <w:rPr>
-          <w:rFonts w:ascii="Calibri" w:hAnsi="Calibri" w:cs="Calibri"/>
-        </w:rPr>
-        <w:t>Maria</w:t>
-      </w:r>
-      <w:proofErr w:type="spellEnd"/>
-      <w:r>
-        <w:rPr>
-          <w:rFonts w:ascii="Calibri" w:hAnsi="Calibri" w:cs="Calibri"/>
-        </w:rPr>
-        <w:t xml:space="preserve"> Cobo</w:t>
+        <w:t xml:space="preserve">Docente: Maria Cobo</w:t>
       </w:r>
     </w:p>
     <w:p>
@@ -309,11 +265,7 @@
           </w:pPr>
           <w:r>
             <w:fldChar w:fldCharType="begin"/>
-          </w:r>
-          <w:r>
             <w:instrText xml:space="preserve"> TOC \o "1-3" \h \z \u </w:instrText>
-          </w:r>
-          <w:r>
             <w:fldChar w:fldCharType="separate"/>
           </w:r>
           <w:hyperlink w:anchor="_Toc241875760" w:history="1">
@@ -331,46 +283,10 @@
                 <w:webHidden/>
               </w:rPr>
               <w:tab/>
-            </w:r>
-            <w:r>
-              <w:rPr>
-                <w:noProof/>
-                <w:webHidden/>
-              </w:rPr>
               <w:fldChar w:fldCharType="begin"/>
-            </w:r>
-            <w:r>
-              <w:rPr>
-                <w:noProof/>
-                <w:webHidden/>
-              </w:rPr>
               <w:instrText xml:space="preserve"> PAGEREF _Toc241875760 \h </w:instrText>
-            </w:r>
-            <w:r>
-              <w:rPr>
-                <w:noProof/>
-                <w:webHidden/>
-              </w:rPr>
-            </w:r>
-            <w:r>
-              <w:rPr>
-                <w:noProof/>
-                <w:webHidden/>
-              </w:rPr>
               <w:fldChar w:fldCharType="separate"/>
-            </w:r>
-            <w:r>
-              <w:rPr>
-                <w:noProof/>
-                <w:webHidden/>
-              </w:rPr>
               <w:t>3</w:t>
-            </w:r>
-            <w:r>
-              <w:rPr>
-                <w:noProof/>
-                <w:webHidden/>
-              </w:rPr>
               <w:fldChar w:fldCharType="end"/>
             </w:r>
           </w:hyperlink>
@@ -402,46 +318,10 @@
                 <w:webHidden/>
               </w:rPr>
               <w:tab/>
-            </w:r>
-            <w:r>
-              <w:rPr>
-                <w:noProof/>
-                <w:webHidden/>
-              </w:rPr>
               <w:fldChar w:fldCharType="begin"/>
-            </w:r>
-            <w:r>
-              <w:rPr>
-                <w:noProof/>
-                <w:webHidden/>
-              </w:rPr>
               <w:instrText xml:space="preserve"> PAGEREF _Toc241875761 \h </w:instrText>
-            </w:r>
-            <w:r>
-              <w:rPr>
-                <w:noProof/>
-                <w:webHidden/>
-              </w:rPr>
-            </w:r>
-            <w:r>
-              <w:rPr>
-                <w:noProof/>
-                <w:webHidden/>
-              </w:rPr>
               <w:fldChar w:fldCharType="separate"/>
-            </w:r>
-            <w:r>
-              <w:rPr>
-                <w:noProof/>
-                <w:webHidden/>
-              </w:rPr>
               <w:t>3</w:t>
-            </w:r>
-            <w:r>
-              <w:rPr>
-                <w:noProof/>
-                <w:webHidden/>
-              </w:rPr>
               <w:fldChar w:fldCharType="end"/>
             </w:r>
           </w:hyperlink>
@@ -473,46 +353,10 @@
                 <w:webHidden/>
               </w:rPr>
               <w:tab/>
-            </w:r>
-            <w:r>
-              <w:rPr>
-                <w:noProof/>
-                <w:webHidden/>
-              </w:rPr>
               <w:fldChar w:fldCharType="begin"/>
-            </w:r>
-            <w:r>
-              <w:rPr>
-                <w:noProof/>
-                <w:webHidden/>
-              </w:rPr>
               <w:instrText xml:space="preserve"> PAGEREF _Toc241875762 \h </w:instrText>
-            </w:r>
-            <w:r>
-              <w:rPr>
-                <w:noProof/>
-                <w:webHidden/>
-              </w:rPr>
-            </w:r>
-            <w:r>
-              <w:rPr>
-                <w:noProof/>
-                <w:webHidden/>
-              </w:rPr>
               <w:fldChar w:fldCharType="separate"/>
-            </w:r>
-            <w:r>
-              <w:rPr>
-                <w:noProof/>
-                <w:webHidden/>
-              </w:rPr>
               <w:t>3</w:t>
-            </w:r>
-            <w:r>
-              <w:rPr>
-                <w:noProof/>
-                <w:webHidden/>
-              </w:rPr>
               <w:fldChar w:fldCharType="end"/>
             </w:r>
           </w:hyperlink>
@@ -544,46 +388,10 @@
                 <w:webHidden/>
               </w:rPr>
               <w:tab/>
-            </w:r>
-            <w:r>
-              <w:rPr>
-                <w:noProof/>
-                <w:webHidden/>
-              </w:rPr>
               <w:fldChar w:fldCharType="begin"/>
-            </w:r>
-            <w:r>
-              <w:rPr>
-                <w:noProof/>
-                <w:webHidden/>
-              </w:rPr>
               <w:instrText xml:space="preserve"> PAGEREF _Toc241875763 \h </w:instrText>
-            </w:r>
-            <w:r>
-              <w:rPr>
-                <w:noProof/>
-                <w:webHidden/>
-              </w:rPr>
-            </w:r>
-            <w:r>
-              <w:rPr>
-                <w:noProof/>
-                <w:webHidden/>
-              </w:rPr>
               <w:fldChar w:fldCharType="separate"/>
-            </w:r>
-            <w:r>
-              <w:rPr>
-                <w:noProof/>
-                <w:webHidden/>
-              </w:rPr>
               <w:t>4</w:t>
-            </w:r>
-            <w:r>
-              <w:rPr>
-                <w:noProof/>
-                <w:webHidden/>
-              </w:rPr>
               <w:fldChar w:fldCharType="end"/>
             </w:r>
           </w:hyperlink>
@@ -615,46 +423,10 @@
                 <w:webHidden/>
               </w:rPr>
               <w:tab/>
-            </w:r>
-            <w:r>
-              <w:rPr>
-                <w:noProof/>
-                <w:webHidden/>
-              </w:rPr>
               <w:fldChar w:fldCharType="begin"/>
-            </w:r>
-            <w:r>
-              <w:rPr>
-                <w:noProof/>
-                <w:webHidden/>
-              </w:rPr>
               <w:instrText xml:space="preserve"> PAGEREF _Toc241875764 \h </w:instrText>
-            </w:r>
-            <w:r>
-              <w:rPr>
-                <w:noProof/>
-                <w:webHidden/>
-              </w:rPr>
-            </w:r>
-            <w:r>
-              <w:rPr>
-                <w:noProof/>
-                <w:webHidden/>
-              </w:rPr>
               <w:fldChar w:fldCharType="separate"/>
-            </w:r>
-            <w:r>
-              <w:rPr>
-                <w:noProof/>
-                <w:webHidden/>
-              </w:rPr>
               <w:t>5</w:t>
-            </w:r>
-            <w:r>
-              <w:rPr>
-                <w:noProof/>
-                <w:webHidden/>
-              </w:rPr>
               <w:fldChar w:fldCharType="end"/>
             </w:r>
           </w:hyperlink>
@@ -686,46 +458,10 @@
                 <w:webHidden/>
               </w:rPr>
               <w:tab/>
-            </w:r>
-            <w:r>
-              <w:rPr>
-                <w:noProof/>
-                <w:webHidden/>
-              </w:rPr>
               <w:fldChar w:fldCharType="begin"/>
-            </w:r>
-            <w:r>
-              <w:rPr>
-                <w:noProof/>
-                <w:webHidden/>
-              </w:rPr>
               <w:instrText xml:space="preserve"> PAGEREF _Toc241875765 \h </w:instrText>
-            </w:r>
-            <w:r>
-              <w:rPr>
-                <w:noProof/>
-                <w:webHidden/>
-              </w:rPr>
-            </w:r>
-            <w:r>
-              <w:rPr>
-                <w:noProof/>
-                <w:webHidden/>
-              </w:rPr>
               <w:fldChar w:fldCharType="separate"/>
-            </w:r>
-            <w:r>
-              <w:rPr>
-                <w:noProof/>
-                <w:webHidden/>
-              </w:rPr>
               <w:t>5</w:t>
-            </w:r>
-            <w:r>
-              <w:rPr>
-                <w:noProof/>
-                <w:webHidden/>
-              </w:rPr>
               <w:fldChar w:fldCharType="end"/>
             </w:r>
           </w:hyperlink>
@@ -757,46 +493,10 @@
                 <w:webHidden/>
               </w:rPr>
               <w:tab/>
-            </w:r>
-            <w:r>
-              <w:rPr>
-                <w:noProof/>
-                <w:webHidden/>
-              </w:rPr>
               <w:fldChar w:fldCharType="begin"/>
-            </w:r>
-            <w:r>
-              <w:rPr>
-                <w:noProof/>
-                <w:webHidden/>
-              </w:rPr>
               <w:instrText xml:space="preserve"> PAGEREF _Toc241875766 \h </w:instrText>
-            </w:r>
-            <w:r>
-              <w:rPr>
-                <w:noProof/>
-                <w:webHidden/>
-              </w:rPr>
-            </w:r>
-            <w:r>
-              <w:rPr>
-                <w:noProof/>
-                <w:webHidden/>
-              </w:rPr>
               <w:fldChar w:fldCharType="separate"/>
-            </w:r>
-            <w:r>
-              <w:rPr>
-                <w:noProof/>
-                <w:webHidden/>
-              </w:rPr>
               <w:t>5</w:t>
-            </w:r>
-            <w:r>
-              <w:rPr>
-                <w:noProof/>
-                <w:webHidden/>
-              </w:rPr>
               <w:fldChar w:fldCharType="end"/>
             </w:r>
           </w:hyperlink>
@@ -828,46 +528,10 @@
                 <w:webHidden/>
               </w:rPr>
               <w:tab/>
-            </w:r>
-            <w:r>
-              <w:rPr>
-                <w:noProof/>
-                <w:webHidden/>
-              </w:rPr>
               <w:fldChar w:fldCharType="begin"/>
-            </w:r>
-            <w:r>
-              <w:rPr>
-                <w:noProof/>
-                <w:webHidden/>
-              </w:rPr>
               <w:instrText xml:space="preserve"> PAGEREF _Toc241875767 \h </w:instrText>
-            </w:r>
-            <w:r>
-              <w:rPr>
-                <w:noProof/>
-                <w:webHidden/>
-              </w:rPr>
-            </w:r>
-            <w:r>
-              <w:rPr>
-                <w:noProof/>
-                <w:webHidden/>
-              </w:rPr>
               <w:fldChar w:fldCharType="separate"/>
-            </w:r>
-            <w:r>
-              <w:rPr>
-                <w:noProof/>
-                <w:webHidden/>
-              </w:rPr>
               <w:t>6</w:t>
-            </w:r>
-            <w:r>
-              <w:rPr>
-                <w:noProof/>
-                <w:webHidden/>
-              </w:rPr>
               <w:fldChar w:fldCharType="end"/>
             </w:r>
           </w:hyperlink>
@@ -899,46 +563,10 @@
                 <w:webHidden/>
               </w:rPr>
               <w:tab/>
-            </w:r>
-            <w:r>
-              <w:rPr>
-                <w:noProof/>
-                <w:webHidden/>
-              </w:rPr>
               <w:fldChar w:fldCharType="begin"/>
-            </w:r>
-            <w:r>
-              <w:rPr>
-                <w:noProof/>
-                <w:webHidden/>
-              </w:rPr>
               <w:instrText xml:space="preserve"> PAGEREF _Toc241875768 \h </w:instrText>
-            </w:r>
-            <w:r>
-              <w:rPr>
-                <w:noProof/>
-                <w:webHidden/>
-              </w:rPr>
-            </w:r>
-            <w:r>
-              <w:rPr>
-                <w:noProof/>
-                <w:webHidden/>
-              </w:rPr>
               <w:fldChar w:fldCharType="separate"/>
-            </w:r>
-            <w:r>
-              <w:rPr>
-                <w:noProof/>
-                <w:webHidden/>
-              </w:rPr>
               <w:t>6</w:t>
-            </w:r>
-            <w:r>
-              <w:rPr>
-                <w:noProof/>
-                <w:webHidden/>
-              </w:rPr>
               <w:fldChar w:fldCharType="end"/>
             </w:r>
           </w:hyperlink>
@@ -970,46 +598,10 @@
                 <w:webHidden/>
               </w:rPr>
               <w:tab/>
-            </w:r>
-            <w:r>
-              <w:rPr>
-                <w:noProof/>
-                <w:webHidden/>
-              </w:rPr>
               <w:fldChar w:fldCharType="begin"/>
-            </w:r>
-            <w:r>
-              <w:rPr>
-                <w:noProof/>
-                <w:webHidden/>
-              </w:rPr>
               <w:instrText xml:space="preserve"> PAGEREF _Toc241875769 \h </w:instrText>
-            </w:r>
-            <w:r>
-              <w:rPr>
-                <w:noProof/>
-                <w:webHidden/>
-              </w:rPr>
-            </w:r>
-            <w:r>
-              <w:rPr>
-                <w:noProof/>
-                <w:webHidden/>
-              </w:rPr>
               <w:fldChar w:fldCharType="separate"/>
-            </w:r>
-            <w:r>
-              <w:rPr>
-                <w:noProof/>
-                <w:webHidden/>
-              </w:rPr>
               <w:t>6</w:t>
-            </w:r>
-            <w:r>
-              <w:rPr>
-                <w:noProof/>
-                <w:webHidden/>
-              </w:rPr>
               <w:fldChar w:fldCharType="end"/>
             </w:r>
           </w:hyperlink>
@@ -1041,46 +633,10 @@
                 <w:webHidden/>
               </w:rPr>
               <w:tab/>
-            </w:r>
-            <w:r>
-              <w:rPr>
-                <w:noProof/>
-                <w:webHidden/>
-              </w:rPr>
               <w:fldChar w:fldCharType="begin"/>
-            </w:r>
-            <w:r>
-              <w:rPr>
-                <w:noProof/>
-                <w:webHidden/>
-              </w:rPr>
               <w:instrText xml:space="preserve"> PAGEREF _Toc241875770 \h </w:instrText>
-            </w:r>
-            <w:r>
-              <w:rPr>
-                <w:noProof/>
-                <w:webHidden/>
-              </w:rPr>
-            </w:r>
-            <w:r>
-              <w:rPr>
-                <w:noProof/>
-                <w:webHidden/>
-              </w:rPr>
               <w:fldChar w:fldCharType="separate"/>
-            </w:r>
-            <w:r>
-              <w:rPr>
-                <w:noProof/>
-                <w:webHidden/>
-              </w:rPr>
               <w:t>7</w:t>
-            </w:r>
-            <w:r>
-              <w:rPr>
-                <w:noProof/>
-                <w:webHidden/>
-              </w:rPr>
               <w:fldChar w:fldCharType="end"/>
             </w:r>
           </w:hyperlink>
@@ -1112,46 +668,10 @@
                 <w:webHidden/>
               </w:rPr>
               <w:tab/>
-            </w:r>
-            <w:r>
-              <w:rPr>
-                <w:noProof/>
-                <w:webHidden/>
-              </w:rPr>
               <w:fldChar w:fldCharType="begin"/>
-            </w:r>
-            <w:r>
-              <w:rPr>
-                <w:noProof/>
-                <w:webHidden/>
-              </w:rPr>
               <w:instrText xml:space="preserve"> PAGEREF _Toc241875771 \h </w:instrText>
-            </w:r>
-            <w:r>
-              <w:rPr>
-                <w:noProof/>
-                <w:webHidden/>
-              </w:rPr>
-            </w:r>
-            <w:r>
-              <w:rPr>
-                <w:noProof/>
-                <w:webHidden/>
-              </w:rPr>
               <w:fldChar w:fldCharType="separate"/>
-            </w:r>
-            <w:r>
-              <w:rPr>
-                <w:noProof/>
-                <w:webHidden/>
-              </w:rPr>
               <w:t>7</w:t>
-            </w:r>
-            <w:r>
-              <w:rPr>
-                <w:noProof/>
-                <w:webHidden/>
-              </w:rPr>
               <w:fldChar w:fldCharType="end"/>
             </w:r>
           </w:hyperlink>
@@ -1183,46 +703,10 @@
                 <w:webHidden/>
               </w:rPr>
               <w:tab/>
-            </w:r>
-            <w:r>
-              <w:rPr>
-                <w:noProof/>
-                <w:webHidden/>
-              </w:rPr>
               <w:fldChar w:fldCharType="begin"/>
-            </w:r>
-            <w:r>
-              <w:rPr>
-                <w:noProof/>
-                <w:webHidden/>
-              </w:rPr>
               <w:instrText xml:space="preserve"> PAGEREF _Toc241875772 \h </w:instrText>
-            </w:r>
-            <w:r>
-              <w:rPr>
-                <w:noProof/>
-                <w:webHidden/>
-              </w:rPr>
-            </w:r>
-            <w:r>
-              <w:rPr>
-                <w:noProof/>
-                <w:webHidden/>
-              </w:rPr>
               <w:fldChar w:fldCharType="separate"/>
-            </w:r>
-            <w:r>
-              <w:rPr>
-                <w:noProof/>
-                <w:webHidden/>
-              </w:rPr>
               <w:t>9</w:t>
-            </w:r>
-            <w:r>
-              <w:rPr>
-                <w:noProof/>
-                <w:webHidden/>
-              </w:rPr>
               <w:fldChar w:fldCharType="end"/>
             </w:r>
           </w:hyperlink>
@@ -1254,46 +738,10 @@
                 <w:webHidden/>
               </w:rPr>
               <w:tab/>
-            </w:r>
-            <w:r>
-              <w:rPr>
-                <w:noProof/>
-                <w:webHidden/>
-              </w:rPr>
               <w:fldChar w:fldCharType="begin"/>
-            </w:r>
-            <w:r>
-              <w:rPr>
-                <w:noProof/>
-                <w:webHidden/>
-              </w:rPr>
               <w:instrText xml:space="preserve"> PAGEREF _Toc241875773 \h </w:instrText>
-            </w:r>
-            <w:r>
-              <w:rPr>
-                <w:noProof/>
-                <w:webHidden/>
-              </w:rPr>
-            </w:r>
-            <w:r>
-              <w:rPr>
-                <w:noProof/>
-                <w:webHidden/>
-              </w:rPr>
               <w:fldChar w:fldCharType="separate"/>
-            </w:r>
-            <w:r>
-              <w:rPr>
-                <w:noProof/>
-                <w:webHidden/>
-              </w:rPr>
               <w:t>10</w:t>
-            </w:r>
-            <w:r>
-              <w:rPr>
-                <w:noProof/>
-                <w:webHidden/>
-              </w:rPr>
               <w:fldChar w:fldCharType="end"/>
             </w:r>
           </w:hyperlink>
@@ -1325,46 +773,10 @@
                 <w:webHidden/>
               </w:rPr>
               <w:tab/>
-            </w:r>
-            <w:r>
-              <w:rPr>
-                <w:noProof/>
-                <w:webHidden/>
-              </w:rPr>
               <w:fldChar w:fldCharType="begin"/>
-            </w:r>
-            <w:r>
-              <w:rPr>
-                <w:noProof/>
-                <w:webHidden/>
-              </w:rPr>
               <w:instrText xml:space="preserve"> PAGEREF _Toc241875774 \h </w:instrText>
-            </w:r>
-            <w:r>
-              <w:rPr>
-                <w:noProof/>
-                <w:webHidden/>
-              </w:rPr>
-            </w:r>
-            <w:r>
-              <w:rPr>
-                <w:noProof/>
-                <w:webHidden/>
-              </w:rPr>
               <w:fldChar w:fldCharType="separate"/>
-            </w:r>
-            <w:r>
-              <w:rPr>
-                <w:noProof/>
-                <w:webHidden/>
-              </w:rPr>
               <w:t>11</w:t>
-            </w:r>
-            <w:r>
-              <w:rPr>
-                <w:noProof/>
-                <w:webHidden/>
-              </w:rPr>
               <w:fldChar w:fldCharType="end"/>
             </w:r>
           </w:hyperlink>
@@ -1396,46 +808,10 @@
                 <w:webHidden/>
               </w:rPr>
               <w:tab/>
-            </w:r>
-            <w:r>
-              <w:rPr>
-                <w:noProof/>
-                <w:webHidden/>
-              </w:rPr>
               <w:fldChar w:fldCharType="begin"/>
-            </w:r>
-            <w:r>
-              <w:rPr>
-                <w:noProof/>
-                <w:webHidden/>
-              </w:rPr>
               <w:instrText xml:space="preserve"> PAGEREF _Toc241875775 \h </w:instrText>
-            </w:r>
-            <w:r>
-              <w:rPr>
-                <w:noProof/>
-                <w:webHidden/>
-              </w:rPr>
-            </w:r>
-            <w:r>
-              <w:rPr>
-                <w:noProof/>
-                <w:webHidden/>
-              </w:rPr>
               <w:fldChar w:fldCharType="separate"/>
-            </w:r>
-            <w:r>
-              <w:rPr>
-                <w:noProof/>
-                <w:webHidden/>
-              </w:rPr>
               <w:t>11</w:t>
-            </w:r>
-            <w:r>
-              <w:rPr>
-                <w:noProof/>
-                <w:webHidden/>
-              </w:rPr>
               <w:fldChar w:fldCharType="end"/>
             </w:r>
           </w:hyperlink>
@@ -1467,46 +843,10 @@
                 <w:webHidden/>
               </w:rPr>
               <w:tab/>
-            </w:r>
-            <w:r>
-              <w:rPr>
-                <w:noProof/>
-                <w:webHidden/>
-              </w:rPr>
               <w:fldChar w:fldCharType="begin"/>
-            </w:r>
-            <w:r>
-              <w:rPr>
-                <w:noProof/>
-                <w:webHidden/>
-              </w:rPr>
               <w:instrText xml:space="preserve"> PAGEREF _Toc241875776 \h </w:instrText>
-            </w:r>
-            <w:r>
-              <w:rPr>
-                <w:noProof/>
-                <w:webHidden/>
-              </w:rPr>
-            </w:r>
-            <w:r>
-              <w:rPr>
-                <w:noProof/>
-                <w:webHidden/>
-              </w:rPr>
               <w:fldChar w:fldCharType="separate"/>
-            </w:r>
-            <w:r>
-              <w:rPr>
-                <w:noProof/>
-                <w:webHidden/>
-              </w:rPr>
               <w:t>12</w:t>
-            </w:r>
-            <w:r>
-              <w:rPr>
-                <w:noProof/>
-                <w:webHidden/>
-              </w:rPr>
               <w:fldChar w:fldCharType="end"/>
             </w:r>
           </w:hyperlink>
@@ -1538,46 +878,10 @@
                 <w:webHidden/>
               </w:rPr>
               <w:tab/>
-            </w:r>
-            <w:r>
-              <w:rPr>
-                <w:noProof/>
-                <w:webHidden/>
-              </w:rPr>
               <w:fldChar w:fldCharType="begin"/>
-            </w:r>
-            <w:r>
-              <w:rPr>
-                <w:noProof/>
-                <w:webHidden/>
-              </w:rPr>
               <w:instrText xml:space="preserve"> PAGEREF _Toc241875777 \h </w:instrText>
-            </w:r>
-            <w:r>
-              <w:rPr>
-                <w:noProof/>
-                <w:webHidden/>
-              </w:rPr>
-            </w:r>
-            <w:r>
-              <w:rPr>
-                <w:noProof/>
-                <w:webHidden/>
-              </w:rPr>
               <w:fldChar w:fldCharType="separate"/>
-            </w:r>
-            <w:r>
-              <w:rPr>
-                <w:noProof/>
-                <w:webHidden/>
-              </w:rPr>
               <w:t>12</w:t>
-            </w:r>
-            <w:r>
-              <w:rPr>
-                <w:noProof/>
-                <w:webHidden/>
-              </w:rPr>
               <w:fldChar w:fldCharType="end"/>
             </w:r>
           </w:hyperlink>
@@ -1609,46 +913,10 @@
                 <w:webHidden/>
               </w:rPr>
               <w:tab/>
-            </w:r>
-            <w:r>
-              <w:rPr>
-                <w:noProof/>
-                <w:webHidden/>
-              </w:rPr>
               <w:fldChar w:fldCharType="begin"/>
-            </w:r>
-            <w:r>
-              <w:rPr>
-                <w:noProof/>
-                <w:webHidden/>
-              </w:rPr>
               <w:instrText xml:space="preserve"> PAGEREF _Toc241875778 \h </w:instrText>
-            </w:r>
-            <w:r>
-              <w:rPr>
-                <w:noProof/>
-                <w:webHidden/>
-              </w:rPr>
-            </w:r>
-            <w:r>
-              <w:rPr>
-                <w:noProof/>
-                <w:webHidden/>
-              </w:rPr>
               <w:fldChar w:fldCharType="separate"/>
-            </w:r>
-            <w:r>
-              <w:rPr>
-                <w:noProof/>
-                <w:webHidden/>
-              </w:rPr>
               <w:t>13</w:t>
-            </w:r>
-            <w:r>
-              <w:rPr>
-                <w:noProof/>
-                <w:webHidden/>
-              </w:rPr>
               <w:fldChar w:fldCharType="end"/>
             </w:r>
           </w:hyperlink>
@@ -1680,46 +948,10 @@
                 <w:webHidden/>
               </w:rPr>
               <w:tab/>
-            </w:r>
-            <w:r>
-              <w:rPr>
-                <w:noProof/>
-                <w:webHidden/>
-              </w:rPr>
               <w:fldChar w:fldCharType="begin"/>
-            </w:r>
-            <w:r>
-              <w:rPr>
-                <w:noProof/>
-                <w:webHidden/>
-              </w:rPr>
               <w:instrText xml:space="preserve"> PAGEREF _Toc241875779 \h </w:instrText>
-            </w:r>
-            <w:r>
-              <w:rPr>
-                <w:noProof/>
-                <w:webHidden/>
-              </w:rPr>
-            </w:r>
-            <w:r>
-              <w:rPr>
-                <w:noProof/>
-                <w:webHidden/>
-              </w:rPr>
               <w:fldChar w:fldCharType="separate"/>
-            </w:r>
-            <w:r>
-              <w:rPr>
-                <w:noProof/>
-                <w:webHidden/>
-              </w:rPr>
               <w:t>13</w:t>
-            </w:r>
-            <w:r>
-              <w:rPr>
-                <w:noProof/>
-                <w:webHidden/>
-              </w:rPr>
               <w:fldChar w:fldCharType="end"/>
             </w:r>
           </w:hyperlink>
@@ -1751,46 +983,10 @@
                 <w:webHidden/>
               </w:rPr>
               <w:tab/>
-            </w:r>
-            <w:r>
-              <w:rPr>
-                <w:noProof/>
-                <w:webHidden/>
-              </w:rPr>
               <w:fldChar w:fldCharType="begin"/>
-            </w:r>
-            <w:r>
-              <w:rPr>
-                <w:noProof/>
-                <w:webHidden/>
-              </w:rPr>
               <w:instrText xml:space="preserve"> PAGEREF _Toc241875780 \h </w:instrText>
-            </w:r>
-            <w:r>
-              <w:rPr>
-                <w:noProof/>
-                <w:webHidden/>
-              </w:rPr>
-            </w:r>
-            <w:r>
-              <w:rPr>
-                <w:noProof/>
-                <w:webHidden/>
-              </w:rPr>
               <w:fldChar w:fldCharType="separate"/>
-            </w:r>
-            <w:r>
-              <w:rPr>
-                <w:noProof/>
-                <w:webHidden/>
-              </w:rPr>
               <w:t>14</w:t>
-            </w:r>
-            <w:r>
-              <w:rPr>
-                <w:noProof/>
-                <w:webHidden/>
-              </w:rPr>
               <w:fldChar w:fldCharType="end"/>
             </w:r>
           </w:hyperlink>
@@ -1846,7 +1042,6 @@
         </w:rPr>
         <w:t xml:space="preserve">Proyecto: </w:t>
       </w:r>
-      <w:proofErr w:type="spellStart"/>
       <w:r>
         <w:rPr>
           <w:rFonts w:ascii="Calibri" w:hAnsi="Calibri" w:cs="Calibri"/>
@@ -1855,7 +1050,6 @@
         </w:rPr>
         <w:t>ErgoSense</w:t>
       </w:r>
-      <w:proofErr w:type="spellEnd"/>
       <w:r>
         <w:br/>
       </w:r>
@@ -1943,7 +1137,6 @@
       <w:r>
         <w:br/>
       </w:r>
-      <w:proofErr w:type="spellStart"/>
       <w:r>
         <w:rPr>
           <w:rFonts w:ascii="Calibri" w:hAnsi="Calibri" w:cs="Calibri"/>
@@ -1952,9 +1145,134 @@
           <w:sz w:val="20"/>
           <w:szCs w:val="20"/>
         </w:rPr>
-        <w:t>Product</w:t>
-      </w:r>
-      <w:proofErr w:type="spellEnd"/>
+        <w:t xml:space="preserve">Product Backlog Items asociados: </w:t>
+      </w:r>
+      <w:r>
+        <w:rPr>
+          <w:rFonts w:ascii="Calibri" w:hAnsi="Calibri" w:cs="Calibri"/>
+          <w:sz w:val="20"/>
+          <w:szCs w:val="20"/>
+        </w:rPr>
+        <w:t>PB-01 al PB-06</w:t>
+      </w:r>
+    </w:p>
+    <w:p>
+      <w:pPr>
+        <w:jc w:val="both"/>
+        <w:rPr>
+          <w:rFonts w:ascii="Calibri" w:hAnsi="Calibri" w:cs="Calibri"/>
+          <w:sz w:val="20"/>
+          <w:szCs w:val="20"/>
+        </w:rPr>
+      </w:pPr>
+    </w:p>
+    <w:p>
+      <w:pPr>
+        <w:pStyle w:val="Ttulo1"/>
+        <w:jc w:val="both"/>
+        <w:rPr>
+          <w:rFonts w:ascii="Calibri" w:hAnsi="Calibri" w:cs="Calibri"/>
+        </w:rPr>
+      </w:pPr>
+      <w:bookmarkStart w:id="1" w:name="_Toc241875761"/>
+      <w:r>
+        <w:rPr>
+          <w:rFonts w:ascii="Calibri" w:hAnsi="Calibri" w:cs="Calibri"/>
+        </w:rPr>
+        <w:t>2. Contexto y propósito del Sprint</w:t>
+      </w:r>
+      <w:bookmarkEnd w:id="1"/>
+    </w:p>
+    <w:p>
+      <w:pPr>
+        <w:jc w:val="both"/>
+        <w:rPr>
+          <w:rFonts w:ascii="Calibri" w:hAnsi="Calibri" w:cs="Calibri"/>
+          <w:sz w:val="20"/>
+          <w:szCs w:val="20"/>
+        </w:rPr>
+      </w:pPr>
+      <w:r>
+        <w:rPr>
+          <w:rFonts w:ascii="Calibri" w:hAnsi="Calibri" w:cs="Calibri"/>
+          <w:sz w:val="20"/>
+          <w:szCs w:val="20"/>
+        </w:rPr>
+        <w:t xml:space="preserve">El primer Sprint tiene como propósito desarrollar la base funcional de monitoreo de actividad y de avisos por uso prolongado de ErgoSense. Para ello, se implementará el registro del tiempo de actividad del usuario, la detección de interacciones mediante teclado y mouse, la generación automática de un aviso después de 60 minutos y el reinicio del período de actividad una vez emitido dicho aviso.</w:t>
+      </w:r>
+    </w:p>
+    <w:p>
+      <w:pPr>
+        <w:jc w:val="both"/>
+        <w:rPr>
+          <w:rFonts w:ascii="Calibri" w:hAnsi="Calibri" w:cs="Calibri"/>
+          <w:sz w:val="20"/>
+          <w:szCs w:val="20"/>
+        </w:rPr>
+      </w:pPr>
+      <w:r>
+        <w:rPr>
+          <w:rFonts w:ascii="Calibri" w:hAnsi="Calibri" w:cs="Calibri"/>
+          <w:sz w:val="20"/>
+          <w:szCs w:val="20"/>
+        </w:rPr>
+        <w:t>El problema que aborda este Sprint es que el usuario, al concentrarse en sus tareas, puede perder la noción del tiempo que lleva interactuando con el computador. Resolver este punto en primer lugar entrega el núcleo del producto: el registro de sesiones y pausas del Sprint 02 utilizará la actividad detectada aquí, y la interfaz del Sprint 04 mostrará el tiempo y los avisos generados por este módulo.</w:t>
+      </w:r>
+    </w:p>
+    <w:p>
+      <w:pPr>
+        <w:jc w:val="both"/>
+        <w:rPr>
+          <w:rFonts w:ascii="Calibri" w:hAnsi="Calibri" w:cs="Calibri"/>
+          <w:sz w:val="20"/>
+          <w:szCs w:val="20"/>
+        </w:rPr>
+      </w:pPr>
+      <w:r>
+        <w:rPr>
+          <w:rFonts w:ascii="Calibri" w:hAnsi="Calibri" w:cs="Calibri"/>
+          <w:sz w:val="20"/>
+          <w:szCs w:val="20"/>
+        </w:rPr>
+        <w:t xml:space="preserve">En esta etapa la información se mantendrá solo mientras la aplicación se encuentre en ejecución. La persistencia en la base de datos del servidor se incorporará en el Sprint 02, una vez validada la lógica de monitoreo y avisos.</w:t>
+      </w:r>
+    </w:p>
+    <w:p>
+      <w:pPr>
+        <w:jc w:val="both"/>
+        <w:rPr>
+          <w:rFonts w:ascii="Calibri" w:hAnsi="Calibri" w:cs="Calibri"/>
+          <w:sz w:val="20"/>
+          <w:szCs w:val="20"/>
+        </w:rPr>
+      </w:pPr>
+    </w:p>
+    <w:p>
+      <w:pPr>
+        <w:pStyle w:val="Ttulo1"/>
+        <w:jc w:val="both"/>
+        <w:rPr>
+          <w:rFonts w:ascii="Calibri" w:hAnsi="Calibri" w:cs="Calibri"/>
+        </w:rPr>
+      </w:pPr>
+      <w:bookmarkStart w:id="2" w:name="_Toc241875762"/>
+      <w:r>
+        <w:rPr>
+          <w:rFonts w:ascii="Calibri" w:hAnsi="Calibri" w:cs="Calibri"/>
+        </w:rPr>
+        <w:t xml:space="preserve">3. Sprint Goal</w:t>
+      </w:r>
+      <w:bookmarkEnd w:id="2"/>
+    </w:p>
+    <w:p>
+      <w:pPr>
+        <w:jc w:val="both"/>
+        <w:rPr>
+          <w:rFonts w:ascii="Calibri" w:hAnsi="Calibri" w:cs="Calibri"/>
+          <w:sz w:val="20"/>
+          <w:szCs w:val="20"/>
+        </w:rPr>
+      </w:pPr>
       <w:r>
         <w:rPr>
           <w:rFonts w:ascii="Calibri" w:hAnsi="Calibri" w:cs="Calibri"/>
@@ -1963,9 +1281,65 @@
           <w:sz w:val="20"/>
           <w:szCs w:val="20"/>
         </w:rPr>
-        <w:t xml:space="preserve"> Backlog </w:t>
-      </w:r>
-      <w:proofErr w:type="spellStart"/>
+        <w:t>Contar con un sistema funcional que registre la actividad del usuario mediante el tiempo transcurrido y las interacciones de teclado y mouse, genere automáticamente un aviso al cumplirse 60 minutos de actividad y comience un nuevo período después de dicho aviso.</w:t>
+      </w:r>
+    </w:p>
+    <w:p>
+      <w:pPr>
+        <w:jc w:val="both"/>
+        <w:rPr>
+          <w:rFonts w:ascii="Calibri" w:hAnsi="Calibri" w:cs="Calibri"/>
+          <w:sz w:val="20"/>
+          <w:szCs w:val="20"/>
+        </w:rPr>
+      </w:pPr>
+      <w:r>
+        <w:rPr>
+          <w:rFonts w:ascii="Calibri" w:hAnsi="Calibri" w:cs="Calibri"/>
+          <w:sz w:val="20"/>
+          <w:szCs w:val="20"/>
+        </w:rPr>
+        <w:t xml:space="preserve">Con este objetivo se busca obtener el primer incremento funcional de ErgoSense, que permita validar la lógica de monitoreo y avisos antes de incorporar las demás funcionalidades del producto.</w:t>
+      </w:r>
+    </w:p>
+    <w:p>
+      <w:pPr>
+        <w:jc w:val="both"/>
+        <w:rPr>
+          <w:rFonts w:ascii="Calibri" w:hAnsi="Calibri" w:cs="Calibri"/>
+          <w:sz w:val="20"/>
+          <w:szCs w:val="20"/>
+        </w:rPr>
+      </w:pPr>
+    </w:p>
+    <w:p>
+      <w:pPr>
+        <w:pStyle w:val="Ttulo1"/>
+        <w:jc w:val="both"/>
+        <w:rPr>
+          <w:rFonts w:ascii="Calibri" w:hAnsi="Calibri" w:cs="Calibri"/>
+        </w:rPr>
+      </w:pPr>
+      <w:bookmarkStart w:id="3" w:name="_Toc241875763"/>
+      <w:r>
+        <w:rPr>
+          <w:rFonts w:ascii="Calibri" w:hAnsi="Calibri" w:cs="Calibri"/>
+        </w:rPr>
+        <w:lastRenderedPageBreak/>
+        <w:t>4. Alcance del Sprint</w:t>
+      </w:r>
+      <w:bookmarkEnd w:id="3"/>
+    </w:p>
+    <w:p>
+      <w:pPr>
+        <w:keepNext/>
+        <w:jc w:val="both"/>
+        <w:rPr>
+          <w:rFonts w:ascii="Calibri" w:hAnsi="Calibri" w:cs="Calibri"/>
+          <w:sz w:val="20"/>
+          <w:szCs w:val="20"/>
+        </w:rPr>
+      </w:pPr>
       <w:r>
         <w:rPr>
           <w:rFonts w:ascii="Calibri" w:hAnsi="Calibri" w:cs="Calibri"/>
@@ -1974,245 +1348,8 @@
           <w:sz w:val="20"/>
           <w:szCs w:val="20"/>
         </w:rPr>
-        <w:t>Items</w:t>
-      </w:r>
-      <w:proofErr w:type="spellEnd"/>
-      <w:r>
-        <w:rPr>
-          <w:rFonts w:ascii="Calibri" w:hAnsi="Calibri" w:cs="Calibri"/>
-          <w:b/>
-          <w:bCs/>
-          <w:sz w:val="20"/>
-          <w:szCs w:val="20"/>
-        </w:rPr>
-        <w:t xml:space="preserve"> asociados: </w:t>
-      </w:r>
-      <w:r>
-        <w:rPr>
-          <w:rFonts w:ascii="Calibri" w:hAnsi="Calibri" w:cs="Calibri"/>
-          <w:sz w:val="20"/>
-          <w:szCs w:val="20"/>
-        </w:rPr>
-        <w:t>PB-01 al PB-06</w:t>
-      </w:r>
-    </w:p>
-    <w:p>
-      <w:pPr>
-        <w:jc w:val="both"/>
-        <w:rPr>
-          <w:rFonts w:ascii="Calibri" w:hAnsi="Calibri" w:cs="Calibri"/>
-          <w:sz w:val="20"/>
-          <w:szCs w:val="20"/>
-        </w:rPr>
-      </w:pPr>
-    </w:p>
-    <w:p>
-      <w:pPr>
-        <w:pStyle w:val="Ttulo1"/>
-        <w:jc w:val="both"/>
-        <w:rPr>
-          <w:rFonts w:ascii="Calibri" w:hAnsi="Calibri" w:cs="Calibri"/>
-        </w:rPr>
-      </w:pPr>
-      <w:bookmarkStart w:id="1" w:name="_Toc241875761"/>
-      <w:r>
-        <w:rPr>
-          <w:rFonts w:ascii="Calibri" w:hAnsi="Calibri" w:cs="Calibri"/>
-        </w:rPr>
-        <w:t>2. Contexto y propósito del Sprint</w:t>
-      </w:r>
-      <w:bookmarkEnd w:id="1"/>
-    </w:p>
-    <w:p>
-      <w:pPr>
-        <w:jc w:val="both"/>
-        <w:rPr>
-          <w:rFonts w:ascii="Calibri" w:hAnsi="Calibri" w:cs="Calibri"/>
-          <w:sz w:val="20"/>
-          <w:szCs w:val="20"/>
-        </w:rPr>
-      </w:pPr>
-      <w:r>
-        <w:rPr>
-          <w:rFonts w:ascii="Calibri" w:hAnsi="Calibri" w:cs="Calibri"/>
-          <w:sz w:val="20"/>
-          <w:szCs w:val="20"/>
-        </w:rPr>
-        <w:t xml:space="preserve">El primer Sprint tiene como propósito desarrollar la base funcional de monitoreo de actividad y de avisos por uso prolongado de </w:t>
-      </w:r>
-      <w:proofErr w:type="spellStart"/>
-      <w:r>
-        <w:rPr>
-          <w:rFonts w:ascii="Calibri" w:hAnsi="Calibri" w:cs="Calibri"/>
-          <w:sz w:val="20"/>
-          <w:szCs w:val="20"/>
-        </w:rPr>
-        <w:t>ErgoSense</w:t>
-      </w:r>
-      <w:proofErr w:type="spellEnd"/>
-      <w:r>
-        <w:rPr>
-          <w:rFonts w:ascii="Calibri" w:hAnsi="Calibri" w:cs="Calibri"/>
-          <w:sz w:val="20"/>
-          <w:szCs w:val="20"/>
-        </w:rPr>
-        <w:t>. Para ello, se implementará el registro del tiempo de actividad del usuario, la detección de interacciones mediante teclado y mouse, la generación automática de un aviso después de 60 minutos y el reinicio del período de actividad una vez emitido dicho aviso.</w:t>
-      </w:r>
-    </w:p>
-    <w:p>
-      <w:pPr>
-        <w:jc w:val="both"/>
-        <w:rPr>
-          <w:rFonts w:ascii="Calibri" w:hAnsi="Calibri" w:cs="Calibri"/>
-          <w:sz w:val="20"/>
-          <w:szCs w:val="20"/>
-        </w:rPr>
-      </w:pPr>
-      <w:r>
-        <w:rPr>
-          <w:rFonts w:ascii="Calibri" w:hAnsi="Calibri" w:cs="Calibri"/>
-          <w:sz w:val="20"/>
-          <w:szCs w:val="20"/>
-        </w:rPr>
-        <w:t>El problema que aborda este Sprint es que el usuario, al concentrarse en sus tareas, puede perder la noción del tiempo que lleva interactuando con el computador. Resolver este punto en primer lugar entrega el núcleo del producto: el registro de sesiones y pausas del Sprint 02 utilizará la actividad detectada aquí, y la interfaz del Sprint 04 mostrará el tiempo y los avisos generados por este módulo.</w:t>
-      </w:r>
-    </w:p>
-    <w:p>
-      <w:pPr>
-        <w:jc w:val="both"/>
-        <w:rPr>
-          <w:rFonts w:ascii="Calibri" w:hAnsi="Calibri" w:cs="Calibri"/>
-          <w:sz w:val="20"/>
-          <w:szCs w:val="20"/>
-        </w:rPr>
-      </w:pPr>
-      <w:r>
-        <w:rPr>
-          <w:rFonts w:ascii="Calibri" w:hAnsi="Calibri" w:cs="Calibri"/>
-          <w:sz w:val="20"/>
-          <w:szCs w:val="20"/>
-        </w:rPr>
-        <w:t>En esta etapa la información se mantendrá solo mientras la aplicación se encuentre en ejecución. La persistencia en la base de datos local se incorporará en el Sprint 02, una vez validada la lógica de monitoreo y avisos.</w:t>
-      </w:r>
-    </w:p>
-    <w:p>
-      <w:pPr>
-        <w:jc w:val="both"/>
-        <w:rPr>
-          <w:rFonts w:ascii="Calibri" w:hAnsi="Calibri" w:cs="Calibri"/>
-          <w:sz w:val="20"/>
-          <w:szCs w:val="20"/>
-        </w:rPr>
-      </w:pPr>
-    </w:p>
-    <w:p>
-      <w:pPr>
-        <w:pStyle w:val="Ttulo1"/>
-        <w:jc w:val="both"/>
-        <w:rPr>
-          <w:rFonts w:ascii="Calibri" w:hAnsi="Calibri" w:cs="Calibri"/>
-        </w:rPr>
-      </w:pPr>
-      <w:bookmarkStart w:id="2" w:name="_Toc241875762"/>
-      <w:r>
-        <w:rPr>
-          <w:rFonts w:ascii="Calibri" w:hAnsi="Calibri" w:cs="Calibri"/>
-        </w:rPr>
-        <w:t xml:space="preserve">3. Sprint </w:t>
-      </w:r>
-      <w:proofErr w:type="spellStart"/>
-      <w:r>
-        <w:rPr>
-          <w:rFonts w:ascii="Calibri" w:hAnsi="Calibri" w:cs="Calibri"/>
-        </w:rPr>
-        <w:t>Goal</w:t>
-      </w:r>
-      <w:bookmarkEnd w:id="2"/>
-      <w:proofErr w:type="spellEnd"/>
-    </w:p>
-    <w:p>
-      <w:pPr>
-        <w:jc w:val="both"/>
-        <w:rPr>
-          <w:rFonts w:ascii="Calibri" w:hAnsi="Calibri" w:cs="Calibri"/>
-          <w:sz w:val="20"/>
-          <w:szCs w:val="20"/>
-        </w:rPr>
-      </w:pPr>
-      <w:r>
-        <w:rPr>
-          <w:rFonts w:ascii="Calibri" w:hAnsi="Calibri" w:cs="Calibri"/>
-          <w:b/>
-          <w:bCs/>
-          <w:sz w:val="20"/>
-          <w:szCs w:val="20"/>
-        </w:rPr>
-        <w:t>Contar con un sistema funcional que registre la actividad del usuario mediante el tiempo transcurrido y las interacciones de teclado y mouse, genere automáticamente un aviso al cumplirse 60 minutos de actividad y comience un nuevo período después de dicho aviso.</w:t>
-      </w:r>
-    </w:p>
-    <w:p>
-      <w:pPr>
-        <w:jc w:val="both"/>
-        <w:rPr>
-          <w:rFonts w:ascii="Calibri" w:hAnsi="Calibri" w:cs="Calibri"/>
-          <w:sz w:val="20"/>
-          <w:szCs w:val="20"/>
-        </w:rPr>
-      </w:pPr>
-      <w:r>
-        <w:rPr>
-          <w:rFonts w:ascii="Calibri" w:hAnsi="Calibri" w:cs="Calibri"/>
-          <w:sz w:val="20"/>
-          <w:szCs w:val="20"/>
-        </w:rPr>
-        <w:t xml:space="preserve">Con este objetivo se busca obtener el primer incremento funcional de </w:t>
-      </w:r>
-      <w:proofErr w:type="spellStart"/>
-      <w:r>
-        <w:rPr>
-          <w:rFonts w:ascii="Calibri" w:hAnsi="Calibri" w:cs="Calibri"/>
-          <w:sz w:val="20"/>
-          <w:szCs w:val="20"/>
-        </w:rPr>
-        <w:t>ErgoSense</w:t>
-      </w:r>
-      <w:proofErr w:type="spellEnd"/>
-      <w:r>
-        <w:rPr>
-          <w:rFonts w:ascii="Calibri" w:hAnsi="Calibri" w:cs="Calibri"/>
-          <w:sz w:val="20"/>
-          <w:szCs w:val="20"/>
-        </w:rPr>
-        <w:t>, que permita validar la lógica de monitoreo y avisos antes de incorporar las demás funcionalidades del producto.</w:t>
-      </w:r>
-    </w:p>
-    <w:p>
-      <w:pPr>
-        <w:jc w:val="both"/>
-        <w:rPr>
-          <w:rFonts w:ascii="Calibri" w:hAnsi="Calibri" w:cs="Calibri"/>
-          <w:sz w:val="20"/>
-          <w:szCs w:val="20"/>
-        </w:rPr>
-      </w:pPr>
-    </w:p>
-    <w:p>
-      <w:pPr>
-        <w:pStyle w:val="Ttulo1"/>
-        <w:jc w:val="both"/>
-        <w:rPr>
-          <w:rFonts w:ascii="Calibri" w:hAnsi="Calibri" w:cs="Calibri"/>
-        </w:rPr>
-      </w:pPr>
-      <w:bookmarkStart w:id="3" w:name="_Toc241875763"/>
-      <w:r>
-        <w:rPr>
-          <w:rFonts w:ascii="Calibri" w:hAnsi="Calibri" w:cs="Calibri"/>
-        </w:rPr>
-        <w:lastRenderedPageBreak/>
-        <w:t>4. Alcance del Sprint</w:t>
-      </w:r>
-      <w:bookmarkEnd w:id="3"/>
+        <w:t xml:space="preserve">Product Backlog Items incluidos</w:t>
+      </w:r>
     </w:p>
     <w:p>
       <w:pPr>
@@ -2224,86 +1361,13 @@
           <w:szCs w:val="20"/>
         </w:rPr>
       </w:pPr>
-      <w:proofErr w:type="spellStart"/>
-      <w:r>
-        <w:rPr>
-          <w:rFonts w:ascii="Calibri" w:hAnsi="Calibri" w:cs="Calibri"/>
-          <w:b/>
-          <w:bCs/>
-          <w:sz w:val="20"/>
-          <w:szCs w:val="20"/>
-        </w:rPr>
-        <w:t>Product</w:t>
-      </w:r>
-      <w:proofErr w:type="spellEnd"/>
-      <w:r>
-        <w:rPr>
-          <w:rFonts w:ascii="Calibri" w:hAnsi="Calibri" w:cs="Calibri"/>
-          <w:b/>
-          <w:bCs/>
-          <w:sz w:val="20"/>
-          <w:szCs w:val="20"/>
-        </w:rPr>
-        <w:t xml:space="preserve"> Backlog </w:t>
-      </w:r>
-      <w:proofErr w:type="spellStart"/>
-      <w:r>
-        <w:rPr>
-          <w:rFonts w:ascii="Calibri" w:hAnsi="Calibri" w:cs="Calibri"/>
-          <w:b/>
-          <w:bCs/>
-          <w:sz w:val="20"/>
-          <w:szCs w:val="20"/>
-        </w:rPr>
-        <w:t>Items</w:t>
-      </w:r>
-      <w:proofErr w:type="spellEnd"/>
-      <w:r>
-        <w:rPr>
-          <w:rFonts w:ascii="Calibri" w:hAnsi="Calibri" w:cs="Calibri"/>
-          <w:b/>
-          <w:bCs/>
-          <w:sz w:val="20"/>
-          <w:szCs w:val="20"/>
-        </w:rPr>
-        <w:t xml:space="preserve"> incluidos</w:t>
-      </w:r>
-    </w:p>
-    <w:p>
-      <w:pPr>
-        <w:keepNext/>
-        <w:jc w:val="both"/>
-        <w:rPr>
-          <w:rFonts w:ascii="Calibri" w:hAnsi="Calibri" w:cs="Calibri"/>
-          <w:sz w:val="20"/>
-          <w:szCs w:val="20"/>
-        </w:rPr>
-      </w:pPr>
-      <w:r>
-        <w:rPr>
-          <w:rFonts w:ascii="Calibri" w:hAnsi="Calibri" w:cs="Calibri"/>
-          <w:sz w:val="20"/>
-          <w:szCs w:val="20"/>
-        </w:rPr>
-        <w:t xml:space="preserve">Durante este Sprint se trabajarán los siguientes elementos del </w:t>
-      </w:r>
-      <w:proofErr w:type="spellStart"/>
-      <w:r>
-        <w:rPr>
-          <w:rFonts w:ascii="Calibri" w:hAnsi="Calibri" w:cs="Calibri"/>
-          <w:sz w:val="20"/>
-          <w:szCs w:val="20"/>
-        </w:rPr>
-        <w:t>Product</w:t>
-      </w:r>
-      <w:proofErr w:type="spellEnd"/>
-      <w:r>
-        <w:rPr>
-          <w:rFonts w:ascii="Calibri" w:hAnsi="Calibri" w:cs="Calibri"/>
-          <w:sz w:val="20"/>
-          <w:szCs w:val="20"/>
-        </w:rPr>
-        <w:t xml:space="preserve"> Backlog:</w:t>
+      <w:r>
+        <w:rPr>
+          <w:rFonts w:ascii="Calibri" w:hAnsi="Calibri" w:cs="Calibri"/>
+          <w:sz w:val="20"/>
+          <w:szCs w:val="20"/>
+        </w:rPr>
+        <w:t xml:space="preserve">Durante este Sprint se trabajarán los siguientes elementos del Product Backlog:</w:t>
       </w:r>
     </w:p>
     <w:tbl>
@@ -3137,25 +2201,7 @@
           <w:sz w:val="20"/>
           <w:szCs w:val="20"/>
         </w:rPr>
-        <w:t xml:space="preserve">Detección de </w:t>
-      </w:r>
-      <w:proofErr w:type="spellStart"/>
-      <w:r>
-        <w:rPr>
-          <w:rFonts w:ascii="Calibri" w:hAnsi="Calibri" w:cs="Calibri"/>
-          <w:sz w:val="20"/>
-          <w:szCs w:val="20"/>
-        </w:rPr>
-        <w:t>clicks</w:t>
-      </w:r>
-      <w:proofErr w:type="spellEnd"/>
-      <w:r>
-        <w:rPr>
-          <w:rFonts w:ascii="Calibri" w:hAnsi="Calibri" w:cs="Calibri"/>
-          <w:sz w:val="20"/>
-          <w:szCs w:val="20"/>
-        </w:rPr>
-        <w:t xml:space="preserve"> realizados mediante el mouse.</w:t>
+        <w:t xml:space="preserve">Detección de clicks realizados mediante el mouse.</w:t>
       </w:r>
     </w:p>
     <w:p>
@@ -3260,25 +2306,7 @@
           <w:sz w:val="20"/>
           <w:szCs w:val="20"/>
         </w:rPr>
-        <w:t xml:space="preserve">Estos elementos forman parte del núcleo inicial de </w:t>
-      </w:r>
-      <w:proofErr w:type="spellStart"/>
-      <w:r>
-        <w:rPr>
-          <w:rFonts w:ascii="Calibri" w:hAnsi="Calibri" w:cs="Calibri"/>
-          <w:sz w:val="20"/>
-          <w:szCs w:val="20"/>
-        </w:rPr>
-        <w:t>ErgoSense</w:t>
-      </w:r>
-      <w:proofErr w:type="spellEnd"/>
-      <w:r>
-        <w:rPr>
-          <w:rFonts w:ascii="Calibri" w:hAnsi="Calibri" w:cs="Calibri"/>
-          <w:sz w:val="20"/>
-          <w:szCs w:val="20"/>
-        </w:rPr>
-        <w:t>, ya que permiten implementar la lógica relacionada con el uso prolongado del computador.</w:t>
+        <w:t xml:space="preserve">Estos elementos forman parte del núcleo inicial de ErgoSense, ya que permiten implementar la lógica relacionada con el uso prolongado del computador.</w:t>
       </w:r>
     </w:p>
     <w:p>
@@ -3341,35 +2369,7 @@
           <w:rFonts w:ascii="Calibri" w:hAnsi="Calibri" w:cs="Calibri"/>
         </w:rPr>
         <w:lastRenderedPageBreak/>
-        <w:t xml:space="preserve">5. </w:t>
-      </w:r>
-      <w:proofErr w:type="spellStart"/>
-      <w:r>
-        <w:rPr>
-          <w:rFonts w:ascii="Calibri" w:hAnsi="Calibri" w:cs="Calibri"/>
-        </w:rPr>
-        <w:t>Product</w:t>
-      </w:r>
-      <w:proofErr w:type="spellEnd"/>
-      <w:r>
-        <w:rPr>
-          <w:rFonts w:ascii="Calibri" w:hAnsi="Calibri" w:cs="Calibri"/>
-        </w:rPr>
-        <w:t xml:space="preserve"> Backlog </w:t>
-      </w:r>
-      <w:proofErr w:type="spellStart"/>
-      <w:r>
-        <w:rPr>
-          <w:rFonts w:ascii="Calibri" w:hAnsi="Calibri" w:cs="Calibri"/>
-        </w:rPr>
-        <w:t>Items</w:t>
-      </w:r>
-      <w:proofErr w:type="spellEnd"/>
-      <w:r>
-        <w:rPr>
-          <w:rFonts w:ascii="Calibri" w:hAnsi="Calibri" w:cs="Calibri"/>
-        </w:rPr>
-        <w:t xml:space="preserve"> seleccionados</w:t>
+        <w:t xml:space="preserve">5. Product Backlog Items seleccionados</w:t>
       </w:r>
       <w:bookmarkEnd w:id="4"/>
     </w:p>
@@ -3713,25 +2713,7 @@
           <w:sz w:val="20"/>
           <w:szCs w:val="20"/>
         </w:rPr>
-        <w:t xml:space="preserve">Las acciones realizadas mediante el teclado serán reconocidas por </w:t>
-      </w:r>
-      <w:proofErr w:type="spellStart"/>
-      <w:r>
-        <w:rPr>
-          <w:rFonts w:ascii="Calibri" w:hAnsi="Calibri" w:cs="Calibri"/>
-          <w:sz w:val="20"/>
-          <w:szCs w:val="20"/>
-        </w:rPr>
-        <w:t>ErgoSense</w:t>
-      </w:r>
-      <w:proofErr w:type="spellEnd"/>
-      <w:r>
-        <w:rPr>
-          <w:rFonts w:ascii="Calibri" w:hAnsi="Calibri" w:cs="Calibri"/>
-          <w:sz w:val="20"/>
-          <w:szCs w:val="20"/>
-        </w:rPr>
-        <w:t xml:space="preserve"> como actividad dentro del período actual.</w:t>
+        <w:t xml:space="preserve">Las acciones realizadas mediante el teclado serán reconocidas por ErgoSense como actividad dentro del período actual.</w:t>
       </w:r>
     </w:p>
     <w:p>
@@ -3919,25 +2901,7 @@
           <w:sz w:val="20"/>
           <w:szCs w:val="20"/>
         </w:rPr>
-        <w:t xml:space="preserve">El sistema deberá identificar los </w:t>
-      </w:r>
-      <w:proofErr w:type="spellStart"/>
-      <w:r>
-        <w:rPr>
-          <w:rFonts w:ascii="Calibri" w:hAnsi="Calibri" w:cs="Calibri"/>
-          <w:sz w:val="20"/>
-          <w:szCs w:val="20"/>
-        </w:rPr>
-        <w:t>clicks</w:t>
-      </w:r>
-      <w:proofErr w:type="spellEnd"/>
-      <w:r>
-        <w:rPr>
-          <w:rFonts w:ascii="Calibri" w:hAnsi="Calibri" w:cs="Calibri"/>
-          <w:sz w:val="20"/>
-          <w:szCs w:val="20"/>
-        </w:rPr>
-        <w:t xml:space="preserve"> realizados mediante el mouse como parte de la actividad del usuario.</w:t>
+        <w:t xml:space="preserve">El sistema deberá identificar los clicks realizados mediante el mouse como parte de la actividad del usuario.</w:t>
       </w:r>
     </w:p>
     <w:p>
@@ -3976,25 +2940,7 @@
           <w:sz w:val="20"/>
           <w:szCs w:val="20"/>
         </w:rPr>
-        <w:t xml:space="preserve">Los </w:t>
-      </w:r>
-      <w:proofErr w:type="spellStart"/>
-      <w:r>
-        <w:rPr>
-          <w:rFonts w:ascii="Calibri" w:hAnsi="Calibri" w:cs="Calibri"/>
-          <w:sz w:val="20"/>
-          <w:szCs w:val="20"/>
-        </w:rPr>
-        <w:t>clicks</w:t>
-      </w:r>
-      <w:proofErr w:type="spellEnd"/>
-      <w:r>
-        <w:rPr>
-          <w:rFonts w:ascii="Calibri" w:hAnsi="Calibri" w:cs="Calibri"/>
-          <w:sz w:val="20"/>
-          <w:szCs w:val="20"/>
-        </w:rPr>
-        <w:t xml:space="preserve"> realizados por el usuario serán identificados como actividad dentro del período actual.</w:t>
+        <w:t xml:space="preserve">Los clicks realizados por el usuario serán identificados como actividad dentro del período actual.</w:t>
       </w:r>
     </w:p>
     <w:p>
@@ -4037,25 +2983,7 @@
           <w:sz w:val="20"/>
           <w:szCs w:val="20"/>
         </w:rPr>
-        <w:t xml:space="preserve">Los </w:t>
-      </w:r>
-      <w:proofErr w:type="spellStart"/>
-      <w:r>
-        <w:rPr>
-          <w:rFonts w:ascii="Calibri" w:hAnsi="Calibri" w:cs="Calibri"/>
-          <w:sz w:val="20"/>
-          <w:szCs w:val="20"/>
-        </w:rPr>
-        <w:t>clicks</w:t>
-      </w:r>
-      <w:proofErr w:type="spellEnd"/>
-      <w:r>
-        <w:rPr>
-          <w:rFonts w:ascii="Calibri" w:hAnsi="Calibri" w:cs="Calibri"/>
-          <w:sz w:val="20"/>
-          <w:szCs w:val="20"/>
-        </w:rPr>
-        <w:t xml:space="preserve"> realizados son detectados correctamente y considerados dentro del registro de actividad.</w:t>
+        <w:t xml:space="preserve">Los clicks realizados son detectados correctamente y considerados dentro del registro de actividad.</w:t>
       </w:r>
     </w:p>
     <w:p>
@@ -4159,8 +3087,55 @@
           <w:sz w:val="20"/>
           <w:szCs w:val="20"/>
         </w:rPr>
-        <w:t>Descripción</w:t>
-      </w:r>
+        <w:t xml:space="preserve">Descripción </w:t>
+      </w:r>
+    </w:p>
+    <w:p>
+      <w:pPr>
+        <w:jc w:val="both"/>
+        <w:rPr>
+          <w:rFonts w:ascii="Calibri" w:hAnsi="Calibri" w:cs="Calibri"/>
+          <w:sz w:val="20"/>
+          <w:szCs w:val="20"/>
+        </w:rPr>
+      </w:pPr>
+      <w:r>
+        <w:rPr>
+          <w:rFonts w:ascii="Calibri" w:hAnsi="Calibri" w:cs="Calibri"/>
+          <w:sz w:val="20"/>
+          <w:szCs w:val="20"/>
+        </w:rPr>
+        <w:t>El sistema deberá mantener el conteo de actividad hasta alcanzar el período establecido para generar el aviso correspondiente.</w:t>
+      </w:r>
+    </w:p>
+    <w:p>
+      <w:pPr>
+        <w:jc w:val="both"/>
+        <w:rPr>
+          <w:rFonts w:ascii="Calibri" w:hAnsi="Calibri" w:cs="Calibri"/>
+          <w:sz w:val="20"/>
+          <w:szCs w:val="20"/>
+        </w:rPr>
+      </w:pPr>
+      <w:r>
+        <w:rPr>
+          <w:rFonts w:ascii="Calibri" w:hAnsi="Calibri" w:cs="Calibri"/>
+          <w:sz w:val="20"/>
+          <w:szCs w:val="20"/>
+        </w:rPr>
+        <w:t>Una vez finalizado el período debido a la generación del aviso, deberá comenzar uno nuevo.</w:t>
+      </w:r>
+    </w:p>
+    <w:p>
+      <w:pPr>
+        <w:keepNext/>
+        <w:jc w:val="both"/>
+        <w:rPr>
+          <w:rFonts w:ascii="Calibri" w:hAnsi="Calibri" w:cs="Calibri"/>
+          <w:sz w:val="20"/>
+          <w:szCs w:val="20"/>
+        </w:rPr>
+      </w:pPr>
       <w:r>
         <w:rPr>
           <w:rFonts w:ascii="Calibri" w:hAnsi="Calibri" w:cs="Calibri"/>
@@ -4169,63 +3144,6 @@
           <w:sz w:val="20"/>
           <w:szCs w:val="20"/>
         </w:rPr>
-        <w:t xml:space="preserve"> </w:t>
-      </w:r>
-    </w:p>
-    <w:p>
-      <w:pPr>
-        <w:jc w:val="both"/>
-        <w:rPr>
-          <w:rFonts w:ascii="Calibri" w:hAnsi="Calibri" w:cs="Calibri"/>
-          <w:sz w:val="20"/>
-          <w:szCs w:val="20"/>
-        </w:rPr>
-      </w:pPr>
-      <w:r>
-        <w:rPr>
-          <w:rFonts w:ascii="Calibri" w:hAnsi="Calibri" w:cs="Calibri"/>
-          <w:sz w:val="20"/>
-          <w:szCs w:val="20"/>
-        </w:rPr>
-        <w:t>El sistema deberá mantener el conteo de actividad hasta alcanzar el período establecido para generar el aviso correspondiente.</w:t>
-      </w:r>
-    </w:p>
-    <w:p>
-      <w:pPr>
-        <w:jc w:val="both"/>
-        <w:rPr>
-          <w:rFonts w:ascii="Calibri" w:hAnsi="Calibri" w:cs="Calibri"/>
-          <w:sz w:val="20"/>
-          <w:szCs w:val="20"/>
-        </w:rPr>
-      </w:pPr>
-      <w:r>
-        <w:rPr>
-          <w:rFonts w:ascii="Calibri" w:hAnsi="Calibri" w:cs="Calibri"/>
-          <w:sz w:val="20"/>
-          <w:szCs w:val="20"/>
-        </w:rPr>
-        <w:t>Una vez finalizado el período debido a la generación del aviso, deberá comenzar uno nuevo.</w:t>
-      </w:r>
-    </w:p>
-    <w:p>
-      <w:pPr>
-        <w:keepNext/>
-        <w:jc w:val="both"/>
-        <w:rPr>
-          <w:rFonts w:ascii="Calibri" w:hAnsi="Calibri" w:cs="Calibri"/>
-          <w:sz w:val="20"/>
-          <w:szCs w:val="20"/>
-        </w:rPr>
-      </w:pPr>
-      <w:r>
-        <w:rPr>
-          <w:rFonts w:ascii="Calibri" w:hAnsi="Calibri" w:cs="Calibri"/>
-          <w:b/>
-          <w:bCs/>
-          <w:sz w:val="20"/>
-          <w:szCs w:val="20"/>
-        </w:rPr>
         <w:t>Resultado esperado</w:t>
       </w:r>
     </w:p>
@@ -4238,23 +3156,13 @@
           <w:szCs w:val="20"/>
         </w:rPr>
       </w:pPr>
-      <w:proofErr w:type="spellStart"/>
-      <w:r>
-        <w:rPr>
-          <w:rFonts w:ascii="Calibri" w:hAnsi="Calibri" w:cs="Calibri"/>
-          <w:sz w:val="20"/>
-          <w:szCs w:val="20"/>
-        </w:rPr>
-        <w:t>ErgoSense</w:t>
-      </w:r>
-      <w:proofErr w:type="spellEnd"/>
-      <w:r>
-        <w:rPr>
-          <w:rFonts w:ascii="Calibri" w:hAnsi="Calibri" w:cs="Calibri"/>
-          <w:sz w:val="20"/>
-          <w:szCs w:val="20"/>
-        </w:rPr>
-        <w:t xml:space="preserve"> deberá mantener correctamente el estado del período actual y permitir la transición hacia un nuevo período después del aviso.</w:t>
+      <w:r>
+        <w:rPr>
+          <w:rFonts w:ascii="Calibri" w:hAnsi="Calibri" w:cs="Calibri"/>
+          <w:sz w:val="20"/>
+          <w:szCs w:val="20"/>
+        </w:rPr>
+        <w:t xml:space="preserve">ErgoSense deberá mantener correctamente el estado del período actual y permitir la transición hacia un nuevo período después del aviso.</w:t>
       </w:r>
     </w:p>
     <w:p>
@@ -4499,25 +3407,7 @@
           <w:sz w:val="20"/>
           <w:szCs w:val="20"/>
         </w:rPr>
-        <w:t xml:space="preserve">Al alcanzar los 60 minutos, </w:t>
-      </w:r>
-      <w:proofErr w:type="spellStart"/>
-      <w:r>
-        <w:rPr>
-          <w:rFonts w:ascii="Calibri" w:hAnsi="Calibri" w:cs="Calibri"/>
-          <w:sz w:val="20"/>
-          <w:szCs w:val="20"/>
-        </w:rPr>
-        <w:t>ErgoSense</w:t>
-      </w:r>
-      <w:proofErr w:type="spellEnd"/>
-      <w:r>
-        <w:rPr>
-          <w:rFonts w:ascii="Calibri" w:hAnsi="Calibri" w:cs="Calibri"/>
-          <w:sz w:val="20"/>
-          <w:szCs w:val="20"/>
-        </w:rPr>
-        <w:t xml:space="preserve"> deberá emitir una notificación visible que informe al usuario que se cumplió el período establecido.</w:t>
+        <w:t xml:space="preserve">Al alcanzar los 60 minutos, ErgoSense deberá emitir una notificación visible que informe al usuario que se cumplió el período establecido.</w:t>
       </w:r>
     </w:p>
     <w:p>
@@ -4898,43 +3788,7 @@
           <w:sz w:val="20"/>
           <w:szCs w:val="20"/>
         </w:rPr>
-        <w:t xml:space="preserve">Los </w:t>
-      </w:r>
-      <w:proofErr w:type="spellStart"/>
-      <w:r>
-        <w:rPr>
-          <w:rFonts w:ascii="Calibri" w:hAnsi="Calibri" w:cs="Calibri"/>
-          <w:sz w:val="20"/>
-          <w:szCs w:val="20"/>
-        </w:rPr>
-        <w:t>Product</w:t>
-      </w:r>
-      <w:proofErr w:type="spellEnd"/>
-      <w:r>
-        <w:rPr>
-          <w:rFonts w:ascii="Calibri" w:hAnsi="Calibri" w:cs="Calibri"/>
-          <w:sz w:val="20"/>
-          <w:szCs w:val="20"/>
-        </w:rPr>
-        <w:t xml:space="preserve"> Backlog </w:t>
-      </w:r>
-      <w:proofErr w:type="spellStart"/>
-      <w:r>
-        <w:rPr>
-          <w:rFonts w:ascii="Calibri" w:hAnsi="Calibri" w:cs="Calibri"/>
-          <w:sz w:val="20"/>
-          <w:szCs w:val="20"/>
-        </w:rPr>
-        <w:t>Items</w:t>
-      </w:r>
-      <w:proofErr w:type="spellEnd"/>
-      <w:r>
-        <w:rPr>
-          <w:rFonts w:ascii="Calibri" w:hAnsi="Calibri" w:cs="Calibri"/>
-          <w:sz w:val="20"/>
-          <w:szCs w:val="20"/>
-        </w:rPr>
-        <w:t xml:space="preserve"> seleccionados se descomponen en las siguientes tareas de desarrollo, validación e integración:</w:t>
+        <w:t xml:space="preserve">Los Product Backlog Items seleccionados se descomponen en las siguientes tareas de desarrollo, validación e integración:</w:t>
       </w:r>
     </w:p>
     <w:tbl>
@@ -6027,25 +4881,7 @@
                 <w:sz w:val="20"/>
                 <w:szCs w:val="20"/>
               </w:rPr>
-              <w:t xml:space="preserve">Incorporar la detección de </w:t>
-            </w:r>
-            <w:proofErr w:type="spellStart"/>
-            <w:r>
-              <w:rPr>
-                <w:rFonts w:ascii="Calibri" w:hAnsi="Calibri" w:cs="Calibri"/>
-                <w:sz w:val="20"/>
-                <w:szCs w:val="20"/>
-              </w:rPr>
-              <w:t>clicks</w:t>
-            </w:r>
-            <w:proofErr w:type="spellEnd"/>
-            <w:r>
-              <w:rPr>
-                <w:rFonts w:ascii="Calibri" w:hAnsi="Calibri" w:cs="Calibri"/>
-                <w:sz w:val="20"/>
-                <w:szCs w:val="20"/>
-              </w:rPr>
-              <w:t xml:space="preserve"> realizados mediante el mouse.</w:t>
+              <w:t xml:space="preserve">Incorporar la detección de clicks realizados mediante el mouse.</w:t>
             </w:r>
           </w:p>
         </w:tc>
@@ -6165,25 +5001,7 @@
                 <w:sz w:val="20"/>
                 <w:szCs w:val="20"/>
               </w:rPr>
-              <w:t xml:space="preserve">Integrar los </w:t>
-            </w:r>
-            <w:proofErr w:type="spellStart"/>
-            <w:r>
-              <w:rPr>
-                <w:rFonts w:ascii="Calibri" w:hAnsi="Calibri" w:cs="Calibri"/>
-                <w:sz w:val="20"/>
-                <w:szCs w:val="20"/>
-              </w:rPr>
-              <w:t>clicks</w:t>
-            </w:r>
-            <w:proofErr w:type="spellEnd"/>
-            <w:r>
-              <w:rPr>
-                <w:rFonts w:ascii="Calibri" w:hAnsi="Calibri" w:cs="Calibri"/>
-                <w:sz w:val="20"/>
-                <w:szCs w:val="20"/>
-              </w:rPr>
-              <w:t xml:space="preserve"> detectados con el monitoreo de actividad.</w:t>
+              <w:t xml:space="preserve">Integrar los clicks detectados con el monitoreo de actividad.</w:t>
             </w:r>
           </w:p>
         </w:tc>
@@ -6303,25 +5121,7 @@
                 <w:sz w:val="20"/>
                 <w:szCs w:val="20"/>
               </w:rPr>
-              <w:t xml:space="preserve">Comprobar que los </w:t>
-            </w:r>
-            <w:proofErr w:type="spellStart"/>
-            <w:r>
-              <w:rPr>
-                <w:rFonts w:ascii="Calibri" w:hAnsi="Calibri" w:cs="Calibri"/>
-                <w:sz w:val="20"/>
-                <w:szCs w:val="20"/>
-              </w:rPr>
-              <w:t>clicks</w:t>
-            </w:r>
-            <w:proofErr w:type="spellEnd"/>
-            <w:r>
-              <w:rPr>
-                <w:rFonts w:ascii="Calibri" w:hAnsi="Calibri" w:cs="Calibri"/>
-                <w:sz w:val="20"/>
-                <w:szCs w:val="20"/>
-              </w:rPr>
-              <w:t xml:space="preserve"> sean detectados correctamente.</w:t>
+              <w:t xml:space="preserve">Comprobar que los clicks sean detectados correctamente.</w:t>
             </w:r>
           </w:p>
         </w:tc>
@@ -8697,25 +7497,7 @@
                 <w:sz w:val="20"/>
                 <w:szCs w:val="20"/>
               </w:rPr>
-              <w:t xml:space="preserve">Un </w:t>
-            </w:r>
-            <w:proofErr w:type="spellStart"/>
-            <w:r>
-              <w:rPr>
-                <w:rFonts w:ascii="Calibri" w:hAnsi="Calibri" w:cs="Calibri"/>
-                <w:sz w:val="20"/>
-                <w:szCs w:val="20"/>
-              </w:rPr>
-              <w:t>click</w:t>
-            </w:r>
-            <w:proofErr w:type="spellEnd"/>
-            <w:r>
-              <w:rPr>
-                <w:rFonts w:ascii="Calibri" w:hAnsi="Calibri" w:cs="Calibri"/>
-                <w:sz w:val="20"/>
-                <w:szCs w:val="20"/>
-              </w:rPr>
-              <w:t xml:space="preserve"> es detectado como actividad.</w:t>
+              <w:t xml:space="preserve">Un click es detectado como actividad.</w:t>
             </w:r>
           </w:p>
         </w:tc>
@@ -9341,9 +8123,55 @@
           <w:sz w:val="20"/>
           <w:szCs w:val="20"/>
         </w:rPr>
-        <w:t xml:space="preserve">Sprint </w:t>
-      </w:r>
-      <w:proofErr w:type="spellStart"/>
+        <w:t xml:space="preserve">Sprint Planning</w:t>
+      </w:r>
+    </w:p>
+    <w:p>
+      <w:pPr>
+        <w:jc w:val="both"/>
+        <w:rPr>
+          <w:rFonts w:ascii="Calibri" w:hAnsi="Calibri" w:cs="Calibri"/>
+          <w:sz w:val="20"/>
+          <w:szCs w:val="20"/>
+        </w:rPr>
+      </w:pPr>
+      <w:r>
+        <w:rPr>
+          <w:rFonts w:ascii="Calibri" w:hAnsi="Calibri" w:cs="Calibri"/>
+          <w:sz w:val="20"/>
+          <w:szCs w:val="20"/>
+        </w:rPr>
+        <w:t xml:space="preserve">Durante la Sprint Planning se seleccionarán los elementos PB-01 a PB-06 del Product Backlog y se definirá como Sprint Goal la construcción del primer incremento funcional de monitoreo y avisos.</w:t>
+      </w:r>
+    </w:p>
+    <w:p>
+      <w:pPr>
+        <w:jc w:val="both"/>
+        <w:rPr>
+          <w:rFonts w:ascii="Calibri" w:hAnsi="Calibri" w:cs="Calibri"/>
+          <w:sz w:val="20"/>
+          <w:szCs w:val="20"/>
+        </w:rPr>
+      </w:pPr>
+      <w:r>
+        <w:rPr>
+          <w:rFonts w:ascii="Calibri" w:hAnsi="Calibri" w:cs="Calibri"/>
+          <w:sz w:val="20"/>
+          <w:szCs w:val="20"/>
+        </w:rPr>
+        <w:t>A partir de estos elementos se descompondrán las tareas del Sprint Backlog y se acordará la secuencia de trabajo descrita en este documento.</w:t>
+      </w:r>
+    </w:p>
+    <w:p>
+      <w:pPr>
+        <w:keepNext/>
+        <w:jc w:val="both"/>
+        <w:rPr>
+          <w:rFonts w:ascii="Calibri" w:hAnsi="Calibri" w:cs="Calibri"/>
+          <w:sz w:val="20"/>
+          <w:szCs w:val="20"/>
+        </w:rPr>
+      </w:pPr>
       <w:r>
         <w:rPr>
           <w:rFonts w:ascii="Calibri" w:hAnsi="Calibri" w:cs="Calibri"/>
@@ -9352,98 +8180,25 @@
           <w:sz w:val="20"/>
           <w:szCs w:val="20"/>
         </w:rPr>
-        <w:t>Planning</w:t>
-      </w:r>
-      <w:proofErr w:type="spellEnd"/>
-    </w:p>
-    <w:p>
-      <w:pPr>
-        <w:jc w:val="both"/>
-        <w:rPr>
-          <w:rFonts w:ascii="Calibri" w:hAnsi="Calibri" w:cs="Calibri"/>
-          <w:sz w:val="20"/>
-          <w:szCs w:val="20"/>
-        </w:rPr>
-      </w:pPr>
-      <w:r>
-        <w:rPr>
-          <w:rFonts w:ascii="Calibri" w:hAnsi="Calibri" w:cs="Calibri"/>
-          <w:sz w:val="20"/>
-          <w:szCs w:val="20"/>
-        </w:rPr>
-        <w:t xml:space="preserve">Durante la Sprint </w:t>
-      </w:r>
-      <w:proofErr w:type="spellStart"/>
-      <w:r>
-        <w:rPr>
-          <w:rFonts w:ascii="Calibri" w:hAnsi="Calibri" w:cs="Calibri"/>
-          <w:sz w:val="20"/>
-          <w:szCs w:val="20"/>
-        </w:rPr>
-        <w:t>Planning</w:t>
-      </w:r>
-      <w:proofErr w:type="spellEnd"/>
-      <w:r>
-        <w:rPr>
-          <w:rFonts w:ascii="Calibri" w:hAnsi="Calibri" w:cs="Calibri"/>
-          <w:sz w:val="20"/>
-          <w:szCs w:val="20"/>
-        </w:rPr>
-        <w:t xml:space="preserve"> se seleccionarán los elementos PB-01 a PB-06 del </w:t>
-      </w:r>
-      <w:proofErr w:type="spellStart"/>
-      <w:r>
-        <w:rPr>
-          <w:rFonts w:ascii="Calibri" w:hAnsi="Calibri" w:cs="Calibri"/>
-          <w:sz w:val="20"/>
-          <w:szCs w:val="20"/>
-        </w:rPr>
-        <w:t>Product</w:t>
-      </w:r>
-      <w:proofErr w:type="spellEnd"/>
-      <w:r>
-        <w:rPr>
-          <w:rFonts w:ascii="Calibri" w:hAnsi="Calibri" w:cs="Calibri"/>
-          <w:sz w:val="20"/>
-          <w:szCs w:val="20"/>
-        </w:rPr>
-        <w:t xml:space="preserve"> Backlog y se definirá como Sprint </w:t>
-      </w:r>
-      <w:proofErr w:type="spellStart"/>
-      <w:r>
-        <w:rPr>
-          <w:rFonts w:ascii="Calibri" w:hAnsi="Calibri" w:cs="Calibri"/>
-          <w:sz w:val="20"/>
-          <w:szCs w:val="20"/>
-        </w:rPr>
-        <w:t>Goal</w:t>
-      </w:r>
-      <w:proofErr w:type="spellEnd"/>
-      <w:r>
-        <w:rPr>
-          <w:rFonts w:ascii="Calibri" w:hAnsi="Calibri" w:cs="Calibri"/>
-          <w:sz w:val="20"/>
-          <w:szCs w:val="20"/>
-        </w:rPr>
-        <w:t xml:space="preserve"> la construcción del primer incremento funcional de monitoreo y avisos.</w:t>
-      </w:r>
-    </w:p>
-    <w:p>
-      <w:pPr>
-        <w:jc w:val="both"/>
-        <w:rPr>
-          <w:rFonts w:ascii="Calibri" w:hAnsi="Calibri" w:cs="Calibri"/>
-          <w:sz w:val="20"/>
-          <w:szCs w:val="20"/>
-        </w:rPr>
-      </w:pPr>
-      <w:r>
-        <w:rPr>
-          <w:rFonts w:ascii="Calibri" w:hAnsi="Calibri" w:cs="Calibri"/>
-          <w:sz w:val="20"/>
-          <w:szCs w:val="20"/>
-        </w:rPr>
-        <w:t>A partir de estos elementos se descompondrán las tareas del Sprint Backlog y se acordará la secuencia de trabajo descrita en este documento.</w:t>
+        <w:t>Daily Scrum</w:t>
+      </w:r>
+    </w:p>
+    <w:p>
+      <w:pPr>
+        <w:jc w:val="both"/>
+        <w:rPr>
+          <w:rFonts w:ascii="Calibri" w:hAnsi="Calibri" w:cs="Calibri"/>
+          <w:sz w:val="20"/>
+          <w:szCs w:val="20"/>
+        </w:rPr>
+      </w:pPr>
+      <w:r>
+        <w:rPr>
+          <w:rFonts w:ascii="Calibri" w:hAnsi="Calibri" w:cs="Calibri"/>
+          <w:sz w:val="20"/>
+          <w:szCs w:val="20"/>
+        </w:rPr>
+        <w:t xml:space="preserve">El Daily Scrum permitirá revisar el progreso de las tareas, identificar impedimentos y ajustar el trabajo necesario para avanzar hacia el Sprint Goal. No se establece en este documento un horario específico, ya que dependerá de la organización del equipo.</w:t>
       </w:r>
     </w:p>
     <w:p>
@@ -9464,112 +8219,25 @@
           <w:sz w:val="20"/>
           <w:szCs w:val="20"/>
         </w:rPr>
-        <w:t>Daily Scrum</w:t>
-      </w:r>
-    </w:p>
-    <w:p>
-      <w:pPr>
-        <w:jc w:val="both"/>
-        <w:rPr>
-          <w:rFonts w:ascii="Calibri" w:hAnsi="Calibri" w:cs="Calibri"/>
-          <w:sz w:val="20"/>
-          <w:szCs w:val="20"/>
-        </w:rPr>
-      </w:pPr>
-      <w:r>
-        <w:rPr>
-          <w:rFonts w:ascii="Calibri" w:hAnsi="Calibri" w:cs="Calibri"/>
-          <w:sz w:val="20"/>
-          <w:szCs w:val="20"/>
-        </w:rPr>
-        <w:t xml:space="preserve">El Daily Scrum permitirá revisar el progreso de las tareas, identificar impedimentos y ajustar el trabajo necesario para avanzar hacia el Sprint </w:t>
-      </w:r>
-      <w:proofErr w:type="spellStart"/>
-      <w:r>
-        <w:rPr>
-          <w:rFonts w:ascii="Calibri" w:hAnsi="Calibri" w:cs="Calibri"/>
-          <w:sz w:val="20"/>
-          <w:szCs w:val="20"/>
-        </w:rPr>
-        <w:t>Goal</w:t>
-      </w:r>
-      <w:proofErr w:type="spellEnd"/>
-      <w:r>
-        <w:rPr>
-          <w:rFonts w:ascii="Calibri" w:hAnsi="Calibri" w:cs="Calibri"/>
-          <w:sz w:val="20"/>
-          <w:szCs w:val="20"/>
-        </w:rPr>
-        <w:t>. No se establece en este documento un horario específico, ya que dependerá de la organización del equipo.</w:t>
-      </w:r>
-    </w:p>
-    <w:p>
-      <w:pPr>
-        <w:keepNext/>
-        <w:jc w:val="both"/>
-        <w:rPr>
-          <w:rFonts w:ascii="Calibri" w:hAnsi="Calibri" w:cs="Calibri"/>
-          <w:sz w:val="20"/>
-          <w:szCs w:val="20"/>
-        </w:rPr>
-      </w:pPr>
-      <w:r>
-        <w:rPr>
-          <w:rFonts w:ascii="Calibri" w:hAnsi="Calibri" w:cs="Calibri"/>
-          <w:b/>
-          <w:bCs/>
-          <w:sz w:val="20"/>
-          <w:szCs w:val="20"/>
-        </w:rPr>
-        <w:t xml:space="preserve">Sprint </w:t>
-      </w:r>
-      <w:proofErr w:type="spellStart"/>
-      <w:r>
-        <w:rPr>
-          <w:rFonts w:ascii="Calibri" w:hAnsi="Calibri" w:cs="Calibri"/>
-          <w:b/>
-          <w:bCs/>
-          <w:sz w:val="20"/>
-          <w:szCs w:val="20"/>
-        </w:rPr>
-        <w:t>Review</w:t>
-      </w:r>
-      <w:proofErr w:type="spellEnd"/>
-    </w:p>
-    <w:p>
-      <w:pPr>
-        <w:jc w:val="both"/>
-        <w:rPr>
-          <w:rFonts w:ascii="Calibri" w:hAnsi="Calibri" w:cs="Calibri"/>
-          <w:sz w:val="20"/>
-          <w:szCs w:val="20"/>
-        </w:rPr>
-      </w:pPr>
-      <w:r>
-        <w:rPr>
-          <w:rFonts w:ascii="Calibri" w:hAnsi="Calibri" w:cs="Calibri"/>
-          <w:sz w:val="20"/>
-          <w:szCs w:val="20"/>
-        </w:rPr>
-        <w:t xml:space="preserve">Durante la Sprint </w:t>
-      </w:r>
-      <w:proofErr w:type="spellStart"/>
-      <w:r>
-        <w:rPr>
-          <w:rFonts w:ascii="Calibri" w:hAnsi="Calibri" w:cs="Calibri"/>
-          <w:sz w:val="20"/>
-          <w:szCs w:val="20"/>
-        </w:rPr>
-        <w:t>Review</w:t>
-      </w:r>
-      <w:proofErr w:type="spellEnd"/>
-      <w:r>
-        <w:rPr>
-          <w:rFonts w:ascii="Calibri" w:hAnsi="Calibri" w:cs="Calibri"/>
-          <w:sz w:val="20"/>
-          <w:szCs w:val="20"/>
-        </w:rPr>
-        <w:t xml:space="preserve"> se espera demostrar el incremento desarrollado, presentando principalmente:</w:t>
+        <w:t xml:space="preserve">Sprint Review</w:t>
+      </w:r>
+    </w:p>
+    <w:p>
+      <w:pPr>
+        <w:jc w:val="both"/>
+        <w:rPr>
+          <w:rFonts w:ascii="Calibri" w:hAnsi="Calibri" w:cs="Calibri"/>
+          <w:sz w:val="20"/>
+          <w:szCs w:val="20"/>
+        </w:rPr>
+      </w:pPr>
+      <w:r>
+        <w:rPr>
+          <w:rFonts w:ascii="Calibri" w:hAnsi="Calibri" w:cs="Calibri"/>
+          <w:sz w:val="20"/>
+          <w:szCs w:val="20"/>
+        </w:rPr>
+        <w:t xml:space="preserve">Durante la Sprint Review se espera demostrar el incremento desarrollado, presentando principalmente:</w:t>
       </w:r>
     </w:p>
     <w:p>
@@ -9719,25 +8387,7 @@
           <w:sz w:val="20"/>
           <w:szCs w:val="20"/>
         </w:rPr>
-        <w:t xml:space="preserve">La revisión permitirá comprobar si el incremento cumple los criterios de aceptación establecidos y si el </w:t>
-      </w:r>
-      <w:proofErr w:type="spellStart"/>
-      <w:r>
-        <w:rPr>
-          <w:rFonts w:ascii="Calibri" w:hAnsi="Calibri" w:cs="Calibri"/>
-          <w:sz w:val="20"/>
-          <w:szCs w:val="20"/>
-        </w:rPr>
-        <w:t>Product</w:t>
-      </w:r>
-      <w:proofErr w:type="spellEnd"/>
-      <w:r>
-        <w:rPr>
-          <w:rFonts w:ascii="Calibri" w:hAnsi="Calibri" w:cs="Calibri"/>
-          <w:sz w:val="20"/>
-          <w:szCs w:val="20"/>
-        </w:rPr>
-        <w:t xml:space="preserve"> Backlog requiere ajustes antes del Sprint 02.</w:t>
+        <w:t xml:space="preserve">La revisión permitirá comprobar si el incremento cumple los criterios de aceptación establecidos y si el Product Backlog requiere ajustes antes del Sprint 02.</w:t>
       </w:r>
     </w:p>
     <w:p>
@@ -9820,35 +8470,7 @@
         <w:rPr>
           <w:rFonts w:ascii="Calibri" w:hAnsi="Calibri" w:cs="Calibri"/>
         </w:rPr>
-        <w:t xml:space="preserve">10. </w:t>
-      </w:r>
-      <w:proofErr w:type="spellStart"/>
-      <w:r>
-        <w:rPr>
-          <w:rFonts w:ascii="Calibri" w:hAnsi="Calibri" w:cs="Calibri"/>
-        </w:rPr>
-        <w:t>Definition</w:t>
-      </w:r>
-      <w:proofErr w:type="spellEnd"/>
-      <w:r>
-        <w:rPr>
-          <w:rFonts w:ascii="Calibri" w:hAnsi="Calibri" w:cs="Calibri"/>
-        </w:rPr>
-        <w:t xml:space="preserve"> </w:t>
-      </w:r>
-      <w:proofErr w:type="spellStart"/>
-      <w:r>
-        <w:rPr>
-          <w:rFonts w:ascii="Calibri" w:hAnsi="Calibri" w:cs="Calibri"/>
-        </w:rPr>
-        <w:t>of</w:t>
-      </w:r>
-      <w:proofErr w:type="spellEnd"/>
-      <w:r>
-        <w:rPr>
-          <w:rFonts w:ascii="Calibri" w:hAnsi="Calibri" w:cs="Calibri"/>
-        </w:rPr>
-        <w:t xml:space="preserve"> Done</w:t>
+        <w:t xml:space="preserve">10. Definition of Done</w:t>
       </w:r>
       <w:bookmarkEnd w:id="15"/>
     </w:p>
@@ -9867,79 +8489,7 @@
           <w:sz w:val="20"/>
           <w:szCs w:val="20"/>
         </w:rPr>
-        <w:t xml:space="preserve">La </w:t>
-      </w:r>
-      <w:proofErr w:type="spellStart"/>
-      <w:r>
-        <w:rPr>
-          <w:rFonts w:ascii="Calibri" w:hAnsi="Calibri" w:cs="Calibri"/>
-          <w:sz w:val="20"/>
-          <w:szCs w:val="20"/>
-        </w:rPr>
-        <w:t>Definition</w:t>
-      </w:r>
-      <w:proofErr w:type="spellEnd"/>
-      <w:r>
-        <w:rPr>
-          <w:rFonts w:ascii="Calibri" w:hAnsi="Calibri" w:cs="Calibri"/>
-          <w:sz w:val="20"/>
-          <w:szCs w:val="20"/>
-        </w:rPr>
-        <w:t xml:space="preserve"> </w:t>
-      </w:r>
-      <w:proofErr w:type="spellStart"/>
-      <w:r>
-        <w:rPr>
-          <w:rFonts w:ascii="Calibri" w:hAnsi="Calibri" w:cs="Calibri"/>
-          <w:sz w:val="20"/>
-          <w:szCs w:val="20"/>
-        </w:rPr>
-        <w:t>of</w:t>
-      </w:r>
-      <w:proofErr w:type="spellEnd"/>
-      <w:r>
-        <w:rPr>
-          <w:rFonts w:ascii="Calibri" w:hAnsi="Calibri" w:cs="Calibri"/>
-          <w:sz w:val="20"/>
-          <w:szCs w:val="20"/>
-        </w:rPr>
-        <w:t xml:space="preserve"> Done es común a todos los </w:t>
-      </w:r>
-      <w:proofErr w:type="spellStart"/>
-      <w:r>
-        <w:rPr>
-          <w:rFonts w:ascii="Calibri" w:hAnsi="Calibri" w:cs="Calibri"/>
-          <w:sz w:val="20"/>
-          <w:szCs w:val="20"/>
-        </w:rPr>
-        <w:t>Sprints</w:t>
-      </w:r>
-      <w:proofErr w:type="spellEnd"/>
-      <w:r>
-        <w:rPr>
-          <w:rFonts w:ascii="Calibri" w:hAnsi="Calibri" w:cs="Calibri"/>
-          <w:sz w:val="20"/>
-          <w:szCs w:val="20"/>
-        </w:rPr>
-        <w:t xml:space="preserve"> de </w:t>
-      </w:r>
-      <w:proofErr w:type="spellStart"/>
-      <w:r>
-        <w:rPr>
-          <w:rFonts w:ascii="Calibri" w:hAnsi="Calibri" w:cs="Calibri"/>
-          <w:sz w:val="20"/>
-          <w:szCs w:val="20"/>
-        </w:rPr>
-        <w:t>ErgoSense</w:t>
-      </w:r>
-      <w:proofErr w:type="spellEnd"/>
-      <w:r>
-        <w:rPr>
-          <w:rFonts w:ascii="Calibri" w:hAnsi="Calibri" w:cs="Calibri"/>
-          <w:sz w:val="20"/>
-          <w:szCs w:val="20"/>
-        </w:rPr>
-        <w:t>. Un elemento del Sprint Backlog será considerado terminado cuando:</w:t>
+        <w:t xml:space="preserve">La Definition of Done es común a todos los Sprints de ErgoSense. Un elemento del Sprint Backlog será considerado terminado cuando:</w:t>
       </w:r>
     </w:p>
     <w:p>
@@ -9984,25 +8534,7 @@
           <w:sz w:val="20"/>
           <w:szCs w:val="20"/>
         </w:rPr>
-        <w:t xml:space="preserve">Cumpla los criterios de aceptación definidos en el </w:t>
-      </w:r>
-      <w:proofErr w:type="spellStart"/>
-      <w:r>
-        <w:rPr>
-          <w:rFonts w:ascii="Calibri" w:hAnsi="Calibri" w:cs="Calibri"/>
-          <w:sz w:val="20"/>
-          <w:szCs w:val="20"/>
-        </w:rPr>
-        <w:t>Product</w:t>
-      </w:r>
-      <w:proofErr w:type="spellEnd"/>
-      <w:r>
-        <w:rPr>
-          <w:rFonts w:ascii="Calibri" w:hAnsi="Calibri" w:cs="Calibri"/>
-          <w:sz w:val="20"/>
-          <w:szCs w:val="20"/>
-        </w:rPr>
-        <w:t xml:space="preserve"> Backlog y en este documento.</w:t>
+        <w:t xml:space="preserve">Cumpla los criterios de aceptación definidos en el Product Backlog y en este documento.</w:t>
       </w:r>
     </w:p>
     <w:p>
@@ -10112,25 +8644,7 @@
           <w:sz w:val="20"/>
           <w:szCs w:val="20"/>
         </w:rPr>
-        <w:t xml:space="preserve">Pueda ser demostrado durante la Sprint </w:t>
-      </w:r>
-      <w:proofErr w:type="spellStart"/>
-      <w:r>
-        <w:rPr>
-          <w:rFonts w:ascii="Calibri" w:hAnsi="Calibri" w:cs="Calibri"/>
-          <w:sz w:val="20"/>
-          <w:szCs w:val="20"/>
-        </w:rPr>
-        <w:t>Review</w:t>
-      </w:r>
-      <w:proofErr w:type="spellEnd"/>
-      <w:r>
-        <w:rPr>
-          <w:rFonts w:ascii="Calibri" w:hAnsi="Calibri" w:cs="Calibri"/>
-          <w:sz w:val="20"/>
-          <w:szCs w:val="20"/>
-        </w:rPr>
-        <w:t>.</w:t>
+        <w:t xml:space="preserve">Pueda ser demostrado durante la Sprint Review.</w:t>
       </w:r>
     </w:p>
     <w:p>
@@ -10188,25 +8702,7 @@
           <w:sz w:val="20"/>
           <w:szCs w:val="20"/>
         </w:rPr>
-        <w:t xml:space="preserve">El Sprint se considerará cumplido cuando el incremento permita ejecutar correctamente el flujo completo de monitoreo y aviso definido en el Sprint </w:t>
-      </w:r>
-      <w:proofErr w:type="spellStart"/>
-      <w:r>
-        <w:rPr>
-          <w:rFonts w:ascii="Calibri" w:hAnsi="Calibri" w:cs="Calibri"/>
-          <w:sz w:val="20"/>
-          <w:szCs w:val="20"/>
-        </w:rPr>
-        <w:t>Goal</w:t>
-      </w:r>
-      <w:proofErr w:type="spellEnd"/>
-      <w:r>
-        <w:rPr>
-          <w:rFonts w:ascii="Calibri" w:hAnsi="Calibri" w:cs="Calibri"/>
-          <w:sz w:val="20"/>
-          <w:szCs w:val="20"/>
-        </w:rPr>
-        <w:t>.</w:t>
+        <w:t xml:space="preserve">El Sprint se considerará cumplido cuando el incremento permita ejecutar correctamente el flujo completo de monitoreo y aviso definido en el Sprint Goal.</w:t>
       </w:r>
     </w:p>
     <w:p>
@@ -10251,25 +8747,7 @@
           <w:sz w:val="20"/>
           <w:szCs w:val="20"/>
         </w:rPr>
-        <w:t xml:space="preserve">El incremento esperado corresponde a la primera versión funcional del sistema de monitoreo de actividad de </w:t>
-      </w:r>
-      <w:proofErr w:type="spellStart"/>
-      <w:r>
-        <w:rPr>
-          <w:rFonts w:ascii="Calibri" w:hAnsi="Calibri" w:cs="Calibri"/>
-          <w:sz w:val="20"/>
-          <w:szCs w:val="20"/>
-        </w:rPr>
-        <w:t>ErgoSense</w:t>
-      </w:r>
-      <w:proofErr w:type="spellEnd"/>
-      <w:r>
-        <w:rPr>
-          <w:rFonts w:ascii="Calibri" w:hAnsi="Calibri" w:cs="Calibri"/>
-          <w:sz w:val="20"/>
-          <w:szCs w:val="20"/>
-        </w:rPr>
-        <w:t>. Antes de este Sprint el producto no contaba con ninguna funcionalidad operativa; al finalizarlo, deberá permitir el siguiente flujo:</w:t>
+        <w:t xml:space="preserve">El incremento esperado corresponde a la primera versión funcional del sistema de monitoreo de actividad de ErgoSense. Antes de este Sprint el producto no contaba con ninguna funcionalidad operativa; al finalizarlo, deberá permitir el siguiente flujo:</w:t>
       </w:r>
     </w:p>
     <w:p>
@@ -10374,7 +8852,7 @@
           <w:sz w:val="20"/>
           <w:szCs w:val="20"/>
         </w:rPr>
-        <w:t>Base de datos local, perfil de usuario, sesiones de uso y pausas por inactividad (Sprint 02).</w:t>
+        <w:t xml:space="preserve">Servidor, base de datos, cuentas de usuario, sesiones de uso y pausas por inactividad (Sprint 02).</w:t>
       </w:r>
     </w:p>
     <w:p>
@@ -10547,25 +9025,7 @@
           <w:sz w:val="20"/>
           <w:szCs w:val="20"/>
         </w:rPr>
-        <w:t xml:space="preserve">Estas funcionalidades corresponden a otros </w:t>
-      </w:r>
-      <w:proofErr w:type="spellStart"/>
-      <w:r>
-        <w:rPr>
-          <w:rFonts w:ascii="Calibri" w:hAnsi="Calibri" w:cs="Calibri"/>
-          <w:sz w:val="20"/>
-          <w:szCs w:val="20"/>
-        </w:rPr>
-        <w:t>Sprints</w:t>
-      </w:r>
-      <w:proofErr w:type="spellEnd"/>
-      <w:r>
-        <w:rPr>
-          <w:rFonts w:ascii="Calibri" w:hAnsi="Calibri" w:cs="Calibri"/>
-          <w:sz w:val="20"/>
-          <w:szCs w:val="20"/>
-        </w:rPr>
-        <w:t xml:space="preserve"> del proyecto o se encuentran fuera del alcance definido para el MVP.</w:t>
+        <w:t xml:space="preserve">Estas funcionalidades corresponden a otros Sprints del proyecto o se encuentran fuera del alcance definido para el MVP.</w:t>
       </w:r>
     </w:p>
     <w:p>
@@ -10691,23 +9151,13 @@
                 <w:szCs w:val="20"/>
               </w:rPr>
             </w:pPr>
-            <w:proofErr w:type="spellStart"/>
-            <w:r>
-              <w:rPr>
-                <w:rFonts w:ascii="Calibri" w:hAnsi="Calibri" w:cs="Calibri"/>
-                <w:sz w:val="20"/>
-                <w:szCs w:val="20"/>
-              </w:rPr>
-              <w:t>Product</w:t>
-            </w:r>
-            <w:proofErr w:type="spellEnd"/>
-            <w:r>
-              <w:rPr>
-                <w:rFonts w:ascii="Calibri" w:hAnsi="Calibri" w:cs="Calibri"/>
-                <w:sz w:val="20"/>
-                <w:szCs w:val="20"/>
-              </w:rPr>
-              <w:t xml:space="preserve"> Vision</w:t>
+            <w:r>
+              <w:rPr>
+                <w:rFonts w:ascii="Calibri" w:hAnsi="Calibri" w:cs="Calibri"/>
+                <w:sz w:val="20"/>
+                <w:szCs w:val="20"/>
+              </w:rPr>
+              <w:t xml:space="preserve">Product Vision</w:t>
             </w:r>
           </w:p>
         </w:tc>
@@ -10754,23 +9204,13 @@
                 <w:szCs w:val="20"/>
               </w:rPr>
             </w:pPr>
-            <w:proofErr w:type="spellStart"/>
-            <w:r>
-              <w:rPr>
-                <w:rFonts w:ascii="Calibri" w:hAnsi="Calibri" w:cs="Calibri"/>
-                <w:sz w:val="20"/>
-                <w:szCs w:val="20"/>
-              </w:rPr>
-              <w:t>Product</w:t>
-            </w:r>
-            <w:proofErr w:type="spellEnd"/>
-            <w:r>
-              <w:rPr>
-                <w:rFonts w:ascii="Calibri" w:hAnsi="Calibri" w:cs="Calibri"/>
-                <w:sz w:val="20"/>
-                <w:szCs w:val="20"/>
-              </w:rPr>
-              <w:t xml:space="preserve"> Backlog</w:t>
+            <w:r>
+              <w:rPr>
+                <w:rFonts w:ascii="Calibri" w:hAnsi="Calibri" w:cs="Calibri"/>
+                <w:sz w:val="20"/>
+                <w:szCs w:val="20"/>
+              </w:rPr>
+              <w:t xml:space="preserve">Product Backlog</w:t>
             </w:r>
           </w:p>
         </w:tc>
@@ -10823,18 +9263,8 @@
                 <w:sz w:val="20"/>
                 <w:szCs w:val="20"/>
               </w:rPr>
-              <w:t xml:space="preserve">Sprint </w:t>
-            </w:r>
-            <w:proofErr w:type="spellStart"/>
-            <w:r>
-              <w:rPr>
-                <w:rFonts w:ascii="Calibri" w:hAnsi="Calibri" w:cs="Calibri"/>
-                <w:sz w:val="20"/>
-                <w:szCs w:val="20"/>
-              </w:rPr>
-              <w:t>Goal</w:t>
-            </w:r>
-            <w:proofErr w:type="spellEnd"/>
+              <w:t xml:space="preserve">Sprint Goal</w:t>
+            </w:r>
           </w:p>
         </w:tc>
         <w:tc>
@@ -11027,25 +9457,7 @@
           <w:sz w:val="20"/>
           <w:szCs w:val="20"/>
         </w:rPr>
-        <w:t xml:space="preserve">Al finalizar el Sprint 01 deberá ser posible comprobar que </w:t>
-      </w:r>
-      <w:proofErr w:type="spellStart"/>
-      <w:r>
-        <w:rPr>
-          <w:rFonts w:ascii="Calibri" w:hAnsi="Calibri" w:cs="Calibri"/>
-          <w:sz w:val="20"/>
-          <w:szCs w:val="20"/>
-        </w:rPr>
-        <w:t>ErgoSense</w:t>
-      </w:r>
-      <w:proofErr w:type="spellEnd"/>
-      <w:r>
-        <w:rPr>
-          <w:rFonts w:ascii="Calibri" w:hAnsi="Calibri" w:cs="Calibri"/>
-          <w:sz w:val="20"/>
-          <w:szCs w:val="20"/>
-        </w:rPr>
-        <w:t>:</w:t>
+        <w:t xml:space="preserve">Al finalizar el Sprint 01 deberá ser posible comprobar que ErgoSense:</w:t>
       </w:r>
     </w:p>
     <w:p>
@@ -11089,25 +9501,7 @@
           <w:sz w:val="20"/>
           <w:szCs w:val="20"/>
         </w:rPr>
-        <w:t xml:space="preserve">Reconoce las interacciones de teclado y los </w:t>
-      </w:r>
-      <w:proofErr w:type="spellStart"/>
-      <w:r>
-        <w:rPr>
-          <w:rFonts w:ascii="Calibri" w:hAnsi="Calibri" w:cs="Calibri"/>
-          <w:sz w:val="20"/>
-          <w:szCs w:val="20"/>
-        </w:rPr>
-        <w:t>clicks</w:t>
-      </w:r>
-      <w:proofErr w:type="spellEnd"/>
-      <w:r>
-        <w:rPr>
-          <w:rFonts w:ascii="Calibri" w:hAnsi="Calibri" w:cs="Calibri"/>
-          <w:sz w:val="20"/>
-          <w:szCs w:val="20"/>
-        </w:rPr>
-        <w:t xml:space="preserve"> del mouse como actividad.</w:t>
+        <w:t xml:space="preserve">Reconoce las interacciones de teclado y los clicks del mouse como actividad.</w:t>
       </w:r>
     </w:p>
     <w:p>
@@ -11215,43 +9609,25 @@
           <w:sz w:val="20"/>
           <w:szCs w:val="20"/>
         </w:rPr>
-        <w:t xml:space="preserve">El Sprint 01 representa la primera etapa de desarrollo funcional de </w:t>
-      </w:r>
-      <w:proofErr w:type="spellStart"/>
-      <w:r>
-        <w:rPr>
-          <w:rFonts w:ascii="Calibri" w:hAnsi="Calibri" w:cs="Calibri"/>
-          <w:sz w:val="20"/>
-          <w:szCs w:val="20"/>
-        </w:rPr>
-        <w:t>ErgoSense</w:t>
-      </w:r>
-      <w:proofErr w:type="spellEnd"/>
-      <w:r>
-        <w:rPr>
-          <w:rFonts w:ascii="Calibri" w:hAnsi="Calibri" w:cs="Calibri"/>
-          <w:sz w:val="20"/>
-          <w:szCs w:val="20"/>
-        </w:rPr>
-        <w:t>. Su foco se encuentra exclusivamente en el monitoreo de actividad y en el aviso por uso prolongado, manteniendo un alcance acotado y verificable.</w:t>
-      </w:r>
-    </w:p>
-    <w:p>
-      <w:pPr>
-        <w:jc w:val="both"/>
-        <w:rPr>
-          <w:rFonts w:ascii="Calibri" w:hAnsi="Calibri" w:cs="Calibri"/>
-          <w:sz w:val="20"/>
-          <w:szCs w:val="20"/>
-        </w:rPr>
-      </w:pPr>
-      <w:r>
-        <w:rPr>
-          <w:rFonts w:ascii="Calibri" w:hAnsi="Calibri" w:cs="Calibri"/>
-          <w:sz w:val="20"/>
-          <w:szCs w:val="20"/>
-        </w:rPr>
-        <w:t>La detección de actividad construida en este Sprint será utilizada directamente por el Sprint 02, que la empleará para registrar sesiones de uso e identificar pausas por inactividad, almacenando esta información en la base de datos local.</w:t>
+        <w:t xml:space="preserve">El Sprint 01 representa la primera etapa de desarrollo funcional de ErgoSense. Su foco se encuentra exclusivamente en el monitoreo de actividad y en el aviso por uso prolongado, manteniendo un alcance acotado y verificable.</w:t>
+      </w:r>
+    </w:p>
+    <w:p>
+      <w:pPr>
+        <w:jc w:val="both"/>
+        <w:rPr>
+          <w:rFonts w:ascii="Calibri" w:hAnsi="Calibri" w:cs="Calibri"/>
+          <w:sz w:val="20"/>
+          <w:szCs w:val="20"/>
+        </w:rPr>
+      </w:pPr>
+      <w:r>
+        <w:rPr>
+          <w:rFonts w:ascii="Calibri" w:hAnsi="Calibri" w:cs="Calibri"/>
+          <w:sz w:val="20"/>
+          <w:szCs w:val="20"/>
+        </w:rPr>
+        <w:t xml:space="preserve">La detección de actividad construida en este Sprint será utilizada directamente por el Sprint 02, que la empleará para registrar sesiones de uso e identificar pausas por inactividad, almacenando esta información en la base de datos del servidor.</w:t>
       </w:r>
     </w:p>
     <w:sectPr>

--- a/FASE 2/Evidencias Proyecto/Documentacion/Spring backlogs/Sprint Backlog 01 Sistema de alerta y monitoreo.docx
+++ b/FASE 2/Evidencias Proyecto/Documentacion/Spring backlogs/Sprint Backlog 01 Sistema de alerta y monitoreo.docx
@@ -8489,7 +8489,7 @@
           <w:sz w:val="20"/>
           <w:szCs w:val="20"/>
         </w:rPr>
-        <w:t xml:space="preserve">La Definition of Done es común a todos los Sprints de ErgoSense. Un elemento del Sprint Backlog será considerado terminado cuando:</w:t>
+        <w:t xml:space="preserve">La Definition of Done es común a todos los Sprints de ErgoSense y se detalla, junto con sus evidencias, en el documento Definition of Done del proyecto. Un elemento del Sprint Backlog será considerado terminado cuando:</w:t>
       </w:r>
     </w:p>
     <w:p>

--- a/FASE 2/Evidencias Proyecto/Documentacion/Spring backlogs/Sprint Backlog 01 Sistema de alerta y monitoreo.docx
+++ b/FASE 2/Evidencias Proyecto/Documentacion/Spring backlogs/Sprint Backlog 01 Sistema de alerta y monitoreo.docx
@@ -3539,6 +3539,28 @@
           <w:szCs w:val="20"/>
         </w:rPr>
         <w:t>El aviso no debe generarse repetidamente para el mismo período.</w:t>
+      </w:r>
+    </w:p>
+    <w:p>
+      <w:pPr>
+        <w:numPr>
+          <w:ilvl w:val="0"/>
+          <w:numId w:val="1"/>
+        </w:numPr>
+        <w:jc w:val="both"/>
+        <w:rPr>
+          <w:rFonts w:ascii="Calibri" w:hAnsi="Calibri" w:cs="Calibri"/>
+          <w:sz w:val="20"/>
+          <w:szCs w:val="20"/>
+        </w:rPr>
+      </w:pPr>
+      <w:r>
+        <w:rPr>
+          <w:rFonts w:ascii="Calibri" w:hAnsi="Calibri" w:cs="Calibri"/>
+          <w:sz w:val="20"/>
+          <w:szCs w:val="20"/>
+        </w:rPr>
+        <w:t xml:space="preserve">Si la ventana de ErgoSense está minimizada o en segundo plano, el aviso se muestra como notificación del sistema operativo.</w:t>
       </w:r>
     </w:p>
     <w:p>
